--- a/Free-Quarry/Ultras/Psalm-8-Ultra-The-Name-Loop-Stone.docx
+++ b/Free-Quarry/Ultras/Psalm-8-Ultra-The-Name-Loop-Stone.docx
@@ -154,7 +154,7 @@
           <w:i w:val="0"/>
           <w:sz w:val="22"/>
         </w:rPr>
-        <w:t>Psalm 8 is built as an envelope: its opening and closing verses are the same sentence, so that the whole meditation — the baby-mouth strength, the finger-worked heavens, the audacious question, the crowning — runs inside a sealed circle of the Name. Inside that circle: strength founded from the wordless, the enemy stilled with the sabbath-verb, God remembering frail man, and the glory-weight of the tabernacle’s cloud set, astonishingly, on human heads. Hebrews reads the whole passage of the Son of Man — the layer stands recorded.</w:t>
+        <w:t>Psalm 8 is built as an envelope: its closing verse returns the first line of its opening, word for word in the Hebrew, so that the whole meditation — the baby-mouth strength, the finger-worked heavens, the audacious question, the crowning — runs inside a sealed circle of the Name. Inside that circle: strength founded from the wordless, the enemy stilled with the sabbath-verb, God remembering frail man, and the glory-weight of the tabernacle’s cloud set, astonishingly, on human heads. Hebrews reads the whole passage of the Son of Man — the layer stands recorded.</w:t>
       </w:r>
     </w:p>
     <w:p>
@@ -184,7 +184,7 @@
           <w:i w:val="0"/>
           <w:sz w:val="22"/>
         </w:rPr>
-        <w:t>Five entries — the loop’s opening, the wordless strength, the fingerwork and the question, the crowning, and the loop’s close. Each in the standard order: English, Bloomed Rendering, Hebrew Source with transliteration, then the recovery. The assembled loop at the close is preceded by the whole psalm as a single source-stone. Masoretic base.</w:t>
+        <w:t>Five entries — the loop’s opening, the wordless strength, the fingerwork and the question, the crowning, and the loop’s close. Each in the standard order: English, Bloomed Rendering, Hebrew Source with transliteration, then the recovery. The assembled loop at the close is preceded by the five entries as a single source-stone. The verse numbers are the English ones: the Hebrew counts the superscription as verse 1, so each entry stands one verse below its Hebrew, 8:1 to 8:9 against Hebrew 8:2 to 8:10, and the superscription stands in the received English of 8:1 alone, not carried in the Hebrew or the bloom. Masoretic base: the Westminster Leningrad Codex, from openscriptures/morphhb, with its cantillation and meteg, maqqef, paseq and sof pasuq.</w:t>
       </w:r>
     </w:p>
     <w:p>
@@ -278,7 +278,7 @@
           <w:i w:val="0"/>
           <w:sz w:val="22"/>
         </w:rPr>
-        <w:t>YHWH, our Sovereign —</w:t>
+        <w:t>YHWH, our Sovereign,</w:t>
       </w:r>
     </w:p>
     <w:p>
@@ -293,12 +293,11 @@
           <w:i w:val="0"/>
           <w:sz w:val="22"/>
         </w:rPr>
-        <w:t>how majestic is Your Name in all the earth,</w:t>
+        <w:t>how majestic is your Name in all the earth,</w:t>
       </w:r>
     </w:p>
     <w:p>
       <w:pPr>
-        <w:keepNext/>
         <w:keepLines/>
         <w:jc w:val="center"/>
       </w:pPr>
@@ -308,21 +307,7 @@
           <w:i w:val="0"/>
           <w:sz w:val="22"/>
         </w:rPr>
-        <w:t>You who have set Your splendour</w:t>
-      </w:r>
-    </w:p>
-    <w:p>
-      <w:pPr>
-        <w:keepLines/>
-        <w:jc w:val="center"/>
-      </w:pPr>
-      <w:r>
-        <w:rPr>
-          <w:b w:val="0"/>
-          <w:i w:val="0"/>
-          <w:sz w:val="22"/>
-        </w:rPr>
-        <w:t>above the heavens!</w:t>
+        <w:t>you who have set your splendour above the heavens!</w:t>
       </w:r>
     </w:p>
     <w:p>
@@ -357,7 +342,7 @@
           <w:sz w:val="22"/>
           <w:rtl w:val="1"/>
         </w:rPr>
-        <w:t>יְהוָה אֲדֹנֵינוּ מָה־אַדִּיר שִׁמְךָ בְּכָל־הָאָרֶץ אֲשֶׁר תְּנָה הוֹדְךָ עַל־הַשָּׁמָיִם׃</w:t>
+        <w:t>יְהוָ֤ה אֲדֹנֵ֗ינוּ מָֽה־אַדִּ֣יר שִׁ֭מְךָ בְּכָל־הָאָ֑רֶץ אֲשֶׁ֥ר תְּנָ֥ה ה֝וֹדְךָ֗ עַל־הַשָּׁמָֽיִם׃</w:t>
       </w:r>
     </w:p>
     <w:p>
@@ -392,7 +377,6 @@
     </w:p>
     <w:p>
       <w:pPr>
-        <w:keepNext/>
         <w:keepLines/>
         <w:jc w:val="center"/>
       </w:pPr>
@@ -407,7 +391,6 @@
     </w:p>
     <w:p>
       <w:pPr>
-        <w:keepNext/>
         <w:keepLines/>
         <w:jc w:val="center"/>
       </w:pPr>
@@ -431,7 +414,7 @@
           <w:i w:val="0"/>
           <w:sz w:val="20"/>
         </w:rPr>
-        <w:t>• asher tenah hodcha (אֲשֶׁר תְּנָה הוֹדְךָ) — the verse’s own crux: the form tenah reads as an imperative, give!, which does not fit the clause. The difficulty is flagged in the critical apparatus and the versions diverge; translations generally render it as a statement — who has set Your splendour above the heavens. The bloom follows that reading, and it is a choice made, not a difficulty unseen. Recorded, never scraped — and it stands twice, since this verse returns as the psalm’s last.</w:t>
+        <w:t>• asher tenah hodcha (אֲשֶׁר תְּנָה הוֹדְךָ) — the verse’s own crux: the form tenah reads as an imperative, give!, which does not fit the clause. The difficulty is flagged in the critical apparatus and the versions diverge; translations generally render it as a statement — who has set Your splendour above the heavens. The bloom follows that reading, and it is a choice made, not a difficulty unseen. Recorded, never scraped.</w:t>
       </w:r>
     </w:p>
     <w:p>
@@ -445,7 +428,7 @@
           <w:i w:val="0"/>
           <w:sz w:val="20"/>
         </w:rPr>
-        <w:t>• the inclusio — this exact sentence will return as the psalm’s final verse: the Name-loop opens here. Whatever is said about the heavens and about man will be said INSIDE the circle of the Name — bracketed, enclosed, sealed at both ends.</w:t>
+        <w:t>• the inclusio — this declaration will return, word for word in the Hebrew, as the psalm’s final verse: the Name-loop opens here. Whatever is said about the heavens and about man will be said INSIDE the circle of the Name — bracketed, enclosed, sealed at both ends.</w:t>
       </w:r>
     </w:p>
     <w:p>
@@ -569,7 +552,7 @@
           <w:i w:val="0"/>
           <w:sz w:val="22"/>
         </w:rPr>
-        <w:t>You have founded strength — laid it like bedrock —</w:t>
+        <w:t>you have founded strength;</w:t>
       </w:r>
     </w:p>
     <w:p>
@@ -584,7 +567,7 @@
           <w:i w:val="0"/>
           <w:sz w:val="22"/>
         </w:rPr>
-        <w:t>because of Your besiegers:</w:t>
+        <w:t>because of your besiegers:</w:t>
       </w:r>
     </w:p>
     <w:p>
@@ -604,7 +587,6 @@
     </w:p>
     <w:p>
       <w:pPr>
-        <w:keepNext/>
         <w:keepLines/>
         <w:jc w:val="center"/>
       </w:pPr>
@@ -614,21 +596,7 @@
           <w:i w:val="0"/>
           <w:sz w:val="22"/>
         </w:rPr>
-        <w:t>a sabbath they never asked for —</w:t>
-      </w:r>
-    </w:p>
-    <w:p>
-      <w:pPr>
-        <w:keepLines/>
-        <w:jc w:val="center"/>
-      </w:pPr>
-      <w:r>
-        <w:rPr>
-          <w:b w:val="0"/>
-          <w:i w:val="0"/>
-          <w:sz w:val="22"/>
-        </w:rPr>
-        <w:t>to still them, to make them cease.</w:t>
+        <w:t>a sabbath they never asked for.</w:t>
       </w:r>
     </w:p>
     <w:p>
@@ -663,7 +631,7 @@
           <w:sz w:val="22"/>
           <w:rtl w:val="1"/>
         </w:rPr>
-        <w:t>מִפִּי עוֹלְלִים וְיֹנְקִים יִסַּדְתָּ עֹז לְמַעַן צוֹרְרֶיךָ לְהַשְׁבִּית אוֹיֵב וּמִתְנַקֵּם׃</w:t>
+        <w:t>מִפִּ֤י עֽוֹלְלִ֨ים ׀ וְֽיֹנְקִים֮ יִסַּ֪דְתָּ֫ עֹ֥ז לְמַ֥עַן צוֹרְרֶ֑יךָ לְהַשְׁבִּ֥ית א֝וֹיֵ֗ב וּמִתְנַקֵּֽם׃</w:t>
       </w:r>
     </w:p>
     <w:p>
@@ -858,7 +826,7 @@
           <w:i w:val="0"/>
           <w:sz w:val="22"/>
         </w:rPr>
-        <w:t>When I gaze at Your heavens —</w:t>
+        <w:t>When I gaze at your heavens, the work of your fingers,</w:t>
       </w:r>
     </w:p>
     <w:p>
@@ -873,7 +841,7 @@
           <w:i w:val="0"/>
           <w:sz w:val="22"/>
         </w:rPr>
-        <w:t>the work of Your fingers —</w:t>
+        <w:t>the moon and the stars you set firm:</w:t>
       </w:r>
     </w:p>
     <w:p>
@@ -888,12 +856,11 @@
           <w:i w:val="0"/>
           <w:sz w:val="22"/>
         </w:rPr>
-        <w:t>the moon and the stars You set firm:</w:t>
+        <w:t>what is frail man, that you remember him?</w:t>
       </w:r>
     </w:p>
     <w:p>
       <w:pPr>
-        <w:keepNext/>
         <w:keepLines/>
         <w:jc w:val="center"/>
       </w:pPr>
@@ -903,36 +870,7 @@
           <w:i w:val="0"/>
           <w:sz w:val="22"/>
         </w:rPr>
-        <w:t>what is frail man, that You remember him?</w:t>
-      </w:r>
-    </w:p>
-    <w:p>
-      <w:pPr>
-        <w:keepNext/>
-        <w:keepLines/>
-        <w:jc w:val="center"/>
-      </w:pPr>
-      <w:r>
-        <w:rPr>
-          <w:b w:val="0"/>
-          <w:i w:val="0"/>
-          <w:sz w:val="22"/>
-        </w:rPr>
-        <w:t>The son of Adam —</w:t>
-      </w:r>
-    </w:p>
-    <w:p>
-      <w:pPr>
-        <w:keepLines/>
-        <w:jc w:val="center"/>
-      </w:pPr>
-      <w:r>
-        <w:rPr>
-          <w:b w:val="0"/>
-          <w:i w:val="0"/>
-          <w:sz w:val="22"/>
-        </w:rPr>
-        <w:t>that You attend to him, visit him, look in on him?</w:t>
+        <w:t>The son of Adam, that you attend to him?</w:t>
       </w:r>
     </w:p>
     <w:p>
@@ -967,13 +905,33 @@
           <w:sz w:val="22"/>
           <w:rtl w:val="1"/>
         </w:rPr>
-        <w:t>כִּי־אֶרְאֶה שָׁמֶיךָ מַעֲשֵׂי אֶצְבְּעֹתֶיךָ יָרֵחַ וְכוֹכָבִים אֲשֶׁר כּוֹנָנְתָּה׃ מָה־אֱנוֹשׁ כִּי־תִזְכְּרֶנּוּ וּבֶן־אָדָם כִּי תִפְקְדֶנּוּ׃</w:t>
+        <w:t>כִּֽי־אֶרְאֶ֣ה שָׁ֭מֶיךָ מַעֲשֵׂ֣י אֶצְבְּעֹתֶ֑יךָ יָרֵ֥חַ וְ֝כוֹכָבִ֗ים אֲשֶׁ֣ר כּוֹנָֽנְתָּה׃</w:t>
       </w:r>
     </w:p>
     <w:p>
       <w:pPr>
+        <w:keepNext/>
         <w:keepLines/>
-        <w:spacing w:before="0" w:after="160"/>
+        <w:spacing w:before="0" w:after="40"/>
+        <w:jc w:val="center"/>
+        <w:bidi w:val="1"/>
+      </w:pPr>
+      <w:r>
+        <w:rPr>
+          <w:rFonts w:cs="Times New Roman" w:ascii="Times New Roman" w:hAnsi="Times New Roman"/>
+          <w:b w:val="0"/>
+          <w:i w:val="0"/>
+          <w:sz w:val="22"/>
+          <w:rtl w:val="1"/>
+        </w:rPr>
+        <w:t>מָֽה־אֱנ֥וֹשׁ כִּֽי־תִזְכְּרֶ֑נּוּ וּבֶן־אָ֝דָ֗ם כִּ֣י תִפְקְדֶֽנּוּ׃</w:t>
+      </w:r>
+    </w:p>
+    <w:p>
+      <w:pPr>
+        <w:keepNext/>
+        <w:keepLines/>
+        <w:spacing w:before="0" w:after="40"/>
         <w:jc w:val="center"/>
       </w:pPr>
       <w:r>
@@ -982,7 +940,22 @@
           <w:i/>
           <w:sz w:val="20"/>
         </w:rPr>
-        <w:t>ki-er’eh shamecha, ma’asei etzbe’otecha — yareach ve-chochavim asher konantah: mah-enosh ki-tizkerennu, u-ven-adam ki tifkedennu?</w:t>
+        <w:t>ki-er’eh shamecha, ma’asei etzbe’otecha — yareach ve-chochavim asher konantah:</w:t>
+      </w:r>
+    </w:p>
+    <w:p>
+      <w:pPr>
+        <w:keepLines/>
+        <w:spacing w:before="0" w:after="160"/>
+        <w:jc w:val="center"/>
+      </w:pPr>
+      <w:r>
+        <w:rPr>
+          <w:b w:val="0"/>
+          <w:i/>
+          <w:sz w:val="20"/>
+        </w:rPr>
+        <w:t>mah-enosh ki-tizkerennu, u-ven-adam ki tifkedennu?</w:t>
       </w:r>
     </w:p>
     <w:p>
@@ -1016,7 +989,6 @@
     </w:p>
     <w:p>
       <w:pPr>
-        <w:keepNext/>
         <w:keepLines/>
         <w:jc w:val="center"/>
       </w:pPr>
@@ -1177,7 +1149,7 @@
           <w:i w:val="0"/>
           <w:sz w:val="22"/>
         </w:rPr>
-        <w:t>Yet You made him lack only a little of the heavenly —</w:t>
+        <w:t>Yet you made him lack only a little of the heavenly;</w:t>
       </w:r>
     </w:p>
     <w:p>
@@ -1192,12 +1164,11 @@
           <w:i w:val="0"/>
           <w:sz w:val="22"/>
         </w:rPr>
-        <w:t>and with kavod</w:t>
+        <w:t>and with kavod and with splendour</w:t>
       </w:r>
     </w:p>
     <w:p>
       <w:pPr>
-        <w:keepNext/>
         <w:keepLines/>
         <w:jc w:val="center"/>
       </w:pPr>
@@ -1207,21 +1178,7 @@
           <w:i w:val="0"/>
           <w:sz w:val="22"/>
         </w:rPr>
-        <w:t>and with splendour,</w:t>
-      </w:r>
-    </w:p>
-    <w:p>
-      <w:pPr>
-        <w:keepLines/>
-        <w:jc w:val="center"/>
-      </w:pPr>
-      <w:r>
-        <w:rPr>
-          <w:b w:val="0"/>
-          <w:i w:val="0"/>
-          <w:sz w:val="22"/>
-        </w:rPr>
-        <w:t>You have crowned him.</w:t>
+        <w:t>you have crowned him.</w:t>
       </w:r>
     </w:p>
     <w:p>
@@ -1256,7 +1213,7 @@
           <w:sz w:val="22"/>
           <w:rtl w:val="1"/>
         </w:rPr>
-        <w:t>וַתְּחַסְּרֵהוּ מְּעַט מֵאֱלֹהִים וְכָבוֹד וְהָדָר תְּעַטְּרֵהוּ׃</w:t>
+        <w:t>וַתְּחַסְּרֵ֣הוּ מְּ֭עַט מֵאֱלֹהִ֑ים וְכָב֖וֹד וְהָדָ֣ר תְּעַטְּרֵֽהוּ׃</w:t>
       </w:r>
     </w:p>
     <w:p>
@@ -1437,7 +1394,7 @@
           <w:i w:val="0"/>
           <w:sz w:val="22"/>
         </w:rPr>
-        <w:t>YHWH, our Sovereign —</w:t>
+        <w:t>YHWH, our Sovereign:</w:t>
       </w:r>
     </w:p>
     <w:p>
@@ -1452,7 +1409,7 @@
           <w:i w:val="0"/>
           <w:sz w:val="22"/>
         </w:rPr>
-        <w:t>how majestic is Your Name</w:t>
+        <w:t>how majestic your Name</w:t>
       </w:r>
     </w:p>
     <w:p>
@@ -1501,7 +1458,7 @@
           <w:sz w:val="22"/>
           <w:rtl w:val="1"/>
         </w:rPr>
-        <w:t>יְהוָה אֲדֹנֵינוּ מָה־אַדִּיר שִׁמְךָ בְּכָל־הָאָרֶץ׃</w:t>
+        <w:t>יְהוָ֥ה אֲדֹנֵ֑ינוּ מָֽה־אַדִּ֥יר שִׁ֝מְךָ֗ בְּכָל־הָאָֽרֶץ׃</w:t>
       </w:r>
     </w:p>
     <w:p>
@@ -1545,7 +1502,21 @@
           <w:i w:val="0"/>
           <w:sz w:val="20"/>
         </w:rPr>
-        <w:t>• the identical sentence — the psalm ends with its own first line, word for word: the inclusio sealed. The meditation went out to the stars, down to the nursery, up to the crowning — and returns to exactly where it began, because in this psalm there is nowhere outside the Name to end.</w:t>
+        <w:t>• the identical sentence — the psalm ends with its own first line, word for word in the Hebrew: the inclusio sealed. The meditation went out to the stars, down to the nursery, up to the crowning — and returns to exactly where it began, because in this psalm there is nowhere outside the Name to end.</w:t>
+      </w:r>
+    </w:p>
+    <w:p>
+      <w:pPr>
+        <w:keepLines/>
+        <w:jc w:val="center"/>
+      </w:pPr>
+      <w:r>
+        <w:rPr>
+          <w:b w:val="0"/>
+          <w:i w:val="0"/>
+          <w:sz w:val="20"/>
+        </w:rPr>
+        <w:t>• mah-addir shimcha (מָה־אַדִּיר שִׁמְךָ) — how MAJESTIC Your Name: the same words as the opening, set differently. No verb stands anywhere in this verse, so the face keeps the declaration verbless, as the copula ruling of the house requires; the opening verse has a verb, tenah, so there the face supplies the copula. And the atnach falls on Adoneinu here, where the opening runs on and takes its atnach at the earth: a colon after Sovereign here, a comma there. Coverdale divides the two the same way.</w:t>
       </w:r>
     </w:p>
     <w:p>
@@ -1588,28 +1559,25 @@
           <w:i w:val="0"/>
           <w:sz w:val="22"/>
         </w:rPr>
-        <w:t>The last verse is the first verse, and that is the entire sermon: begin at the Name, wander as far as the moon and as deep as the question, and you will end at the Name — not because the road doubled back, but because the road never left the circle. The psalm about man is bracketed by God on both sides, which is precisely where man is safest kept.</w:t>
+        <w:t>The last verse is the first line again, and that is the entire sermon: begin at the Name, wander as far as the moon and as deep as the question, and you will end at the Name — not because the road doubled back, but because the road never left the circle. The psalm about man is bracketed by God on both sides, which is precisely where man is safest kept.</w:t>
       </w:r>
     </w:p>
     <w:p>
       <w:pPr>
+        <w:keepLines/>
+        <w:jc w:val="center"/>
+      </w:pPr>
+    </w:p>
+    <w:p>
+      <w:pPr>
+        <w:keepLines/>
+        <w:jc w:val="center"/>
+      </w:pPr>
+    </w:p>
+    <w:p>
+      <w:pPr>
         <w:keepNext/>
         <w:keepLines/>
-        <w:jc w:val="center"/>
-      </w:pPr>
-    </w:p>
-    <w:p>
-      <w:pPr>
-        <w:keepNext/>
-        <w:keepLines/>
-        <w:jc w:val="center"/>
-      </w:pPr>
-    </w:p>
-    <w:p>
-      <w:pPr>
-        <w:keepNext/>
-        <w:keepLines/>
-        <w:pageBreakBefore/>
         <w:jc w:val="center"/>
       </w:pPr>
       <w:r>
@@ -1668,7 +1636,7 @@
           <w:sz w:val="26"/>
           <w:rtl w:val="1"/>
         </w:rPr>
-        <w:t>יְהוָה אֲדֹנֵינוּ מָה־אַדִּיר שִׁמְךָ בְּכָל־הָאָרֶץ אֲשֶׁר תְּנָה הוֹדְךָ עַל־הַשָּׁמָיִם׃</w:t>
+        <w:t>יְהוָ֤ה אֲדֹנֵ֗ינוּ מָֽה־אַדִּ֣יר שִׁ֭מְךָ בְּכָל־הָאָ֑רֶץ אֲשֶׁ֥ר תְּנָ֥ה ה֝וֹדְךָ֗ עַל־הַשָּׁמָֽיִם׃</w:t>
       </w:r>
     </w:p>
     <w:p>
@@ -1687,7 +1655,7 @@
           <w:sz w:val="26"/>
           <w:rtl w:val="1"/>
         </w:rPr>
-        <w:t>מִפִּי עוֹלְלִים וְיֹנְקִים יִסַּדְתָּ עֹז לְמַעַן צוֹרְרֶיךָ לְהַשְׁבִּית אוֹיֵב וּמִתְנַקֵּם׃</w:t>
+        <w:t>מִפִּ֤י עֽוֹלְלִ֨ים ׀ וְֽיֹנְקִים֮ יִסַּ֪דְתָּ֫ עֹ֥ז לְמַ֥עַן צוֹרְרֶ֑יךָ לְהַשְׁבִּ֥ית א֝וֹיֵ֗ב וּמִתְנַקֵּֽם׃</w:t>
       </w:r>
     </w:p>
     <w:p>
@@ -1706,7 +1674,7 @@
           <w:sz w:val="26"/>
           <w:rtl w:val="1"/>
         </w:rPr>
-        <w:t>כִּי־אֶרְאֶה שָׁמֶיךָ מַעֲשֵׂי אֶצְבְּעֹתֶיךָ יָרֵחַ וְכוֹכָבִים אֲשֶׁר כּוֹנָנְתָּה׃</w:t>
+        <w:t>כִּֽי־אֶרְאֶ֣ה שָׁ֭מֶיךָ מַעֲשֵׂ֣י אֶצְבְּעֹתֶ֑יךָ יָרֵ֥חַ וְ֝כוֹכָבִ֗ים אֲשֶׁ֣ר כּוֹנָֽנְתָּה׃</w:t>
       </w:r>
     </w:p>
     <w:p>
@@ -1725,7 +1693,7 @@
           <w:sz w:val="26"/>
           <w:rtl w:val="1"/>
         </w:rPr>
-        <w:t>מָה־אֱנוֹשׁ כִּי־תִזְכְּרֶנּוּ וּבֶן־אָדָם כִּי תִפְקְדֶנּוּ׃</w:t>
+        <w:t>מָֽה־אֱנ֥וֹשׁ כִּֽי־תִזְכְּרֶ֑נּוּ וּבֶן־אָ֝דָ֗ם כִּ֣י תִפְקְדֶֽנּוּ׃</w:t>
       </w:r>
     </w:p>
     <w:p>
@@ -1744,7 +1712,7 @@
           <w:sz w:val="26"/>
           <w:rtl w:val="1"/>
         </w:rPr>
-        <w:t>וַתְּחַסְּרֵהוּ מְּעַט מֵאֱלֹהִים וְכָבוֹד וְהָדָר תְּעַטְּרֵהוּ׃</w:t>
+        <w:t>וַתְּחַסְּרֵ֣הוּ מְּ֭עַט מֵאֱלֹהִ֑ים וְכָב֖וֹד וְהָדָ֣ר תְּעַטְּרֵֽהוּ׃</w:t>
       </w:r>
     </w:p>
     <w:p>
@@ -1763,7 +1731,7 @@
           <w:sz w:val="26"/>
           <w:rtl w:val="1"/>
         </w:rPr>
-        <w:t>יְהוָה אֲדֹנֵינוּ מָה־אַדִּיר שִׁמְךָ בְּכָל־הָאָרֶץ׃</w:t>
+        <w:t>יְהוָ֥ה אֲדֹנֵ֑ינוּ מָֽה־אַדִּ֥יר שִׁ֝מְךָ֗ בְּכָל־הָאָֽרֶץ׃</w:t>
       </w:r>
     </w:p>
     <w:p>
@@ -1859,7 +1827,6 @@
         <w:spacing w:after="260"/>
         <w:jc w:val="center"/>
         <w:keepLines w:val="1"/>
-        <w:keepNext w:val="1"/>
       </w:pPr>
       <w:r>
         <w:rPr>
@@ -1874,7 +1841,7 @@
       <w:pPr>
         <w:spacing w:line="300" w:lineRule="auto"/>
         <w:jc w:val="center"/>
-        <w:keepNext w:val="1"/>
+        <w:keepNext/>
         <w:keepLines w:val="1"/>
       </w:pPr>
       <w:r>
@@ -1883,14 +1850,14 @@
           <w:i w:val="0"/>
           <w:sz w:val="24"/>
         </w:rPr>
-        <w:t>YHWH, our Sovereign —</w:t>
+        <w:t>YHWH, our Sovereign,</w:t>
       </w:r>
     </w:p>
     <w:p>
       <w:pPr>
         <w:spacing w:line="300" w:lineRule="auto"/>
         <w:jc w:val="center"/>
-        <w:keepNext w:val="1"/>
+        <w:keepNext/>
         <w:keepLines w:val="1"/>
       </w:pPr>
       <w:r>
@@ -1899,14 +1866,14 @@
           <w:i w:val="0"/>
           <w:sz w:val="24"/>
         </w:rPr>
-        <w:t>how majestic is Your Name in all the earth,</w:t>
+        <w:t>how majestic is your Name in all the earth,</w:t>
       </w:r>
     </w:p>
     <w:p>
       <w:pPr>
         <w:spacing w:line="300" w:lineRule="auto"/>
         <w:jc w:val="center"/>
-        <w:keepNext w:val="1"/>
+        <w:keepNext/>
         <w:keepLines w:val="1"/>
       </w:pPr>
       <w:r>
@@ -1915,7 +1882,7 @@
           <w:i w:val="0"/>
           <w:sz w:val="24"/>
         </w:rPr>
-        <w:t>You who have set Your splendour above the heavens!</w:t>
+        <w:t>you who have set your splendour above the heavens!</w:t>
       </w:r>
     </w:p>
     <w:p>
@@ -1929,7 +1896,7 @@
       <w:pPr>
         <w:spacing w:line="300" w:lineRule="auto"/>
         <w:jc w:val="center"/>
-        <w:keepNext w:val="1"/>
+        <w:keepNext/>
         <w:keepLines w:val="1"/>
       </w:pPr>
       <w:r>
@@ -1945,7 +1912,7 @@
       <w:pPr>
         <w:spacing w:line="300" w:lineRule="auto"/>
         <w:jc w:val="center"/>
-        <w:keepNext w:val="1"/>
+        <w:keepNext/>
         <w:keepLines w:val="1"/>
       </w:pPr>
       <w:r>
@@ -1954,14 +1921,30 @@
           <w:i w:val="0"/>
           <w:sz w:val="24"/>
         </w:rPr>
-        <w:t>You have founded strength —</w:t>
+        <w:t>you have founded strength;</w:t>
       </w:r>
     </w:p>
     <w:p>
       <w:pPr>
         <w:spacing w:line="300" w:lineRule="auto"/>
         <w:jc w:val="center"/>
-        <w:keepNext w:val="1"/>
+        <w:keepNext/>
+        <w:keepLines w:val="1"/>
+      </w:pPr>
+      <w:r>
+        <w:rPr>
+          <w:b w:val="0"/>
+          <w:i w:val="0"/>
+          <w:sz w:val="24"/>
+        </w:rPr>
+        <w:t>because of your besiegers:</w:t>
+      </w:r>
+    </w:p>
+    <w:p>
+      <w:pPr>
+        <w:spacing w:line="300" w:lineRule="auto"/>
+        <w:jc w:val="center"/>
+        <w:keepNext/>
         <w:keepLines w:val="1"/>
       </w:pPr>
       <w:r>
@@ -1977,7 +1960,7 @@
       <w:pPr>
         <w:spacing w:line="300" w:lineRule="auto"/>
         <w:jc w:val="center"/>
-        <w:keepNext w:val="1"/>
+        <w:keepNext/>
         <w:keepLines w:val="1"/>
       </w:pPr>
       <w:r>
@@ -2000,7 +1983,7 @@
       <w:pPr>
         <w:spacing w:line="300" w:lineRule="auto"/>
         <w:jc w:val="center"/>
-        <w:keepNext w:val="1"/>
+        <w:keepNext/>
         <w:keepLines w:val="1"/>
       </w:pPr>
       <w:r>
@@ -2009,14 +1992,14 @@
           <w:i w:val="0"/>
           <w:sz w:val="24"/>
         </w:rPr>
-        <w:t>When I gaze at Your heavens — the work of Your fingers —</w:t>
+        <w:t>When I gaze at your heavens, the work of your fingers,</w:t>
       </w:r>
     </w:p>
     <w:p>
       <w:pPr>
         <w:spacing w:line="300" w:lineRule="auto"/>
         <w:jc w:val="center"/>
-        <w:keepNext w:val="1"/>
+        <w:keepNext/>
         <w:keepLines w:val="1"/>
       </w:pPr>
       <w:r>
@@ -2025,14 +2008,14 @@
           <w:i w:val="0"/>
           <w:sz w:val="24"/>
         </w:rPr>
-        <w:t>the moon and the stars You set firm:</w:t>
+        <w:t>the moon and the stars you set firm:</w:t>
       </w:r>
     </w:p>
     <w:p>
       <w:pPr>
         <w:spacing w:line="300" w:lineRule="auto"/>
         <w:jc w:val="center"/>
-        <w:keepNext w:val="1"/>
+        <w:keepNext/>
         <w:keepLines w:val="1"/>
       </w:pPr>
       <w:r>
@@ -2041,14 +2024,14 @@
           <w:i w:val="0"/>
           <w:sz w:val="24"/>
         </w:rPr>
-        <w:t>what is frail man, that You remember him?</w:t>
+        <w:t>what is frail man, that you remember him?</w:t>
       </w:r>
     </w:p>
     <w:p>
       <w:pPr>
         <w:spacing w:line="300" w:lineRule="auto"/>
         <w:jc w:val="center"/>
-        <w:keepNext w:val="1"/>
+        <w:keepNext/>
         <w:keepLines w:val="1"/>
       </w:pPr>
       <w:r>
@@ -2057,7 +2040,7 @@
           <w:i w:val="0"/>
           <w:sz w:val="24"/>
         </w:rPr>
-        <w:t>The son of Adam, that You attend to him?</w:t>
+        <w:t>The son of Adam, that you attend to him?</w:t>
       </w:r>
     </w:p>
     <w:p>
@@ -2071,7 +2054,7 @@
       <w:pPr>
         <w:spacing w:line="300" w:lineRule="auto"/>
         <w:jc w:val="center"/>
-        <w:keepNext w:val="1"/>
+        <w:keepNext/>
         <w:keepLines w:val="1"/>
       </w:pPr>
       <w:r>
@@ -2080,14 +2063,14 @@
           <w:i w:val="0"/>
           <w:sz w:val="24"/>
         </w:rPr>
-        <w:t>Yet You made him lack only a little of the heavenly —</w:t>
+        <w:t>Yet you made him lack only a little of the heavenly;</w:t>
       </w:r>
     </w:p>
     <w:p>
       <w:pPr>
         <w:spacing w:line="300" w:lineRule="auto"/>
         <w:jc w:val="center"/>
-        <w:keepNext w:val="1"/>
+        <w:keepNext/>
         <w:keepLines w:val="1"/>
       </w:pPr>
       <w:r>
@@ -2096,14 +2079,14 @@
           <w:i w:val="0"/>
           <w:sz w:val="24"/>
         </w:rPr>
-        <w:t>and with kavod, with splendour,</w:t>
+        <w:t>and with kavod and with splendour</w:t>
       </w:r>
     </w:p>
     <w:p>
       <w:pPr>
         <w:spacing w:line="300" w:lineRule="auto"/>
         <w:jc w:val="center"/>
-        <w:keepNext w:val="1"/>
+        <w:keepNext/>
         <w:keepLines w:val="1"/>
       </w:pPr>
       <w:r>
@@ -2112,7 +2095,7 @@
           <w:i w:val="0"/>
           <w:sz w:val="24"/>
         </w:rPr>
-        <w:t>You have crowned him.</w:t>
+        <w:t>you have crowned him.</w:t>
       </w:r>
     </w:p>
     <w:p>
@@ -2126,7 +2109,7 @@
       <w:pPr>
         <w:spacing w:line="300" w:lineRule="auto"/>
         <w:jc w:val="center"/>
-        <w:keepNext w:val="1"/>
+        <w:keepNext/>
         <w:keepLines w:val="1"/>
       </w:pPr>
       <w:r>
@@ -2135,14 +2118,14 @@
           <w:i w:val="0"/>
           <w:sz w:val="24"/>
         </w:rPr>
-        <w:t>YHWH, our Sovereign —</w:t>
+        <w:t>YHWH, our Sovereign:</w:t>
       </w:r>
     </w:p>
     <w:p>
       <w:pPr>
         <w:spacing w:line="300" w:lineRule="auto"/>
         <w:jc w:val="center"/>
-        <w:keepNext w:val="1"/>
+        <w:keepNext/>
         <w:keepLines w:val="1"/>
       </w:pPr>
       <w:r>
@@ -2151,7 +2134,7 @@
           <w:i w:val="0"/>
           <w:sz w:val="24"/>
         </w:rPr>
-        <w:t>how majestic is Your Name</w:t>
+        <w:t>how majestic your Name</w:t>
       </w:r>
     </w:p>
     <w:p>
@@ -2171,397 +2154,16 @@
     </w:p>
     <w:p>
       <w:pPr>
-        <w:keepNext/>
         <w:keepLines/>
         <w:jc w:val="center"/>
       </w:pPr>
     </w:p>
     <w:p>
       <w:pPr>
-        <w:keepNext/>
         <w:keepLines/>
         <w:spacing w:after="120" w:before="0"/>
         <w:jc w:val="center"/>
       </w:pPr>
-    </w:p>
-    <w:p>
-      <w:pPr>
-        <w:pageBreakBefore/>
-        <w:spacing w:after="80" w:before="0"/>
-        <w:jc w:val="center"/>
-        <w:keepNext w:val="1"/>
-        <w:keepLines w:val="1"/>
-      </w:pPr>
-      <w:r>
-        <w:rPr>
-          <w:b/>
-          <w:i w:val="0"/>
-          <w:sz w:val="36"/>
-        </w:rPr>
-        <w:t>The Bloom Rendered Back — An Experiment</w:t>
-      </w:r>
-    </w:p>
-    <w:p>
-      <w:pPr>
-        <w:spacing w:after="280" w:before="0"/>
-        <w:jc w:val="center"/>
-        <w:keepNext w:val="1"/>
-        <w:keepLines w:val="1"/>
-      </w:pPr>
-      <w:r>
-        <w:rPr>
-          <w:b w:val="0"/>
-          <w:i/>
-          <w:sz w:val="20"/>
-        </w:rPr>
-        <w:t>Fable’s English bloom re-composed into Hebrew, for visual comparison with the source stone above. The loop’s first and last stanzas are near-identical here as they are in the source — the inclusio holding across both Hebrews.</w:t>
-      </w:r>
-    </w:p>
-    <w:p>
-      <w:pPr>
-        <w:spacing w:after="60" w:before="0"/>
-        <w:jc w:val="center"/>
-        <w:bidi w:val="1"/>
-        <w:keepNext w:val="1"/>
-        <w:keepLines w:val="1"/>
-      </w:pPr>
-      <w:r>
-        <w:rPr>
-          <w:rFonts w:cs="Times New Roman" w:ascii="Times New Roman" w:hAnsi="Times New Roman"/>
-          <w:b w:val="0"/>
-          <w:i w:val="0"/>
-          <w:sz w:val="26"/>
-          <w:rtl w:val="1"/>
-        </w:rPr>
-        <w:t>יְהוָה אֲדוֹנֵינוּ</w:t>
-      </w:r>
-    </w:p>
-    <w:p>
-      <w:pPr>
-        <w:spacing w:after="60" w:before="0"/>
-        <w:jc w:val="center"/>
-        <w:bidi w:val="1"/>
-        <w:keepNext w:val="1"/>
-        <w:keepLines w:val="1"/>
-      </w:pPr>
-      <w:r>
-        <w:rPr>
-          <w:rFonts w:cs="Times New Roman" w:ascii="Times New Roman" w:hAnsi="Times New Roman"/>
-          <w:b w:val="0"/>
-          <w:i w:val="0"/>
-          <w:sz w:val="26"/>
-          <w:rtl w:val="1"/>
-        </w:rPr>
-        <w:t>מַה־נָּאַדַּר שִׁמְךָ בְּכָל־הָאָרֶץ</w:t>
-      </w:r>
-    </w:p>
-    <w:p>
-      <w:pPr>
-        <w:spacing w:after="60" w:before="0"/>
-        <w:jc w:val="center"/>
-        <w:bidi w:val="1"/>
-        <w:keepNext w:val="1"/>
-        <w:keepLines w:val="1"/>
-      </w:pPr>
-      <w:r>
-        <w:rPr>
-          <w:rFonts w:cs="Times New Roman" w:ascii="Times New Roman" w:hAnsi="Times New Roman"/>
-          <w:b w:val="0"/>
-          <w:i w:val="0"/>
-          <w:sz w:val="26"/>
-          <w:rtl w:val="1"/>
-        </w:rPr>
-        <w:t>אֲשֶׁר קָבַעְתָּ הוֹדְךָ מֵעַל הַשָּׁמָיִם׃</w:t>
-      </w:r>
-    </w:p>
-    <w:p>
-      <w:pPr>
-        <w:spacing w:after="60" w:before="0"/>
-        <w:jc w:val="center"/>
-        <w:bidi w:val="1"/>
-        <w:keepNext w:val="1"/>
-        <w:keepLines w:val="1"/>
-      </w:pPr>
-      <w:r>
-        <w:rPr>
-          <w:rFonts w:cs="Times New Roman" w:ascii="Times New Roman" w:hAnsi="Times New Roman"/>
-          <w:b w:val="0"/>
-          <w:i w:val="0"/>
-          <w:sz w:val="26"/>
-          <w:rtl w:val="1"/>
-        </w:rPr>
-        <w:t>מִפִּי עוֹלְלִים וְיוֹנְקִים</w:t>
-      </w:r>
-    </w:p>
-    <w:p>
-      <w:pPr>
-        <w:spacing w:after="60" w:before="0"/>
-        <w:jc w:val="center"/>
-        <w:bidi w:val="1"/>
-        <w:keepNext w:val="1"/>
-        <w:keepLines w:val="1"/>
-      </w:pPr>
-      <w:r>
-        <w:rPr>
-          <w:rFonts w:cs="Times New Roman" w:ascii="Times New Roman" w:hAnsi="Times New Roman"/>
-          <w:b w:val="0"/>
-          <w:i w:val="0"/>
-          <w:sz w:val="26"/>
-          <w:rtl w:val="1"/>
-        </w:rPr>
-        <w:t>יִסַּדְתָּ עֹז</w:t>
-      </w:r>
-    </w:p>
-    <w:p>
-      <w:pPr>
-        <w:spacing w:after="60" w:before="0"/>
-        <w:jc w:val="center"/>
-        <w:bidi w:val="1"/>
-        <w:keepNext w:val="1"/>
-        <w:keepLines w:val="1"/>
-      </w:pPr>
-      <w:r>
-        <w:rPr>
-          <w:rFonts w:cs="Times New Roman" w:ascii="Times New Roman" w:hAnsi="Times New Roman"/>
-          <w:b w:val="0"/>
-          <w:i w:val="0"/>
-          <w:sz w:val="26"/>
-          <w:rtl w:val="1"/>
-        </w:rPr>
-        <w:t>לָתֵת לְאוֹיֵב וּמִתְנַקֵּם</w:t>
-      </w:r>
-    </w:p>
-    <w:p>
-      <w:pPr>
-        <w:spacing w:after="60" w:before="0"/>
-        <w:jc w:val="center"/>
-        <w:bidi w:val="1"/>
-        <w:keepNext w:val="1"/>
-        <w:keepLines w:val="1"/>
-      </w:pPr>
-      <w:r>
-        <w:rPr>
-          <w:rFonts w:cs="Times New Roman" w:ascii="Times New Roman" w:hAnsi="Times New Roman"/>
-          <w:b w:val="0"/>
-          <w:i w:val="0"/>
-          <w:sz w:val="26"/>
-          <w:rtl w:val="1"/>
-        </w:rPr>
-        <w:t>שַׁבָּת שֶׁלֹּא בִקְּשׁוּ׃</w:t>
-      </w:r>
-    </w:p>
-    <w:p>
-      <w:pPr>
-        <w:spacing w:after="60" w:before="0"/>
-        <w:jc w:val="center"/>
-        <w:bidi w:val="1"/>
-        <w:keepNext w:val="1"/>
-        <w:keepLines w:val="1"/>
-      </w:pPr>
-      <w:r>
-        <w:rPr>
-          <w:rFonts w:cs="Times New Roman" w:ascii="Times New Roman" w:hAnsi="Times New Roman"/>
-          <w:b w:val="0"/>
-          <w:i w:val="0"/>
-          <w:sz w:val="26"/>
-          <w:rtl w:val="1"/>
-        </w:rPr>
-        <w:t>בְּהַבִּיטִי אֶל שָׁמֶיךָ מַעֲשֵׂה אֶצְבְּעוֹתֶיךָ</w:t>
-      </w:r>
-    </w:p>
-    <w:p>
-      <w:pPr>
-        <w:spacing w:after="60" w:before="0"/>
-        <w:jc w:val="center"/>
-        <w:bidi w:val="1"/>
-        <w:keepNext w:val="1"/>
-        <w:keepLines w:val="1"/>
-      </w:pPr>
-      <w:r>
-        <w:rPr>
-          <w:rFonts w:cs="Times New Roman" w:ascii="Times New Roman" w:hAnsi="Times New Roman"/>
-          <w:b w:val="0"/>
-          <w:i w:val="0"/>
-          <w:sz w:val="26"/>
-          <w:rtl w:val="1"/>
-        </w:rPr>
-        <w:t>הַיָּרֵחַ וְהַכּוֹכָבִים שֶׁקָּבַעְתָּ אֵיתָנִים</w:t>
-      </w:r>
-    </w:p>
-    <w:p>
-      <w:pPr>
-        <w:spacing w:after="60" w:before="0"/>
-        <w:jc w:val="center"/>
-        <w:bidi w:val="1"/>
-        <w:keepNext w:val="1"/>
-        <w:keepLines w:val="1"/>
-      </w:pPr>
-      <w:r>
-        <w:rPr>
-          <w:rFonts w:cs="Times New Roman" w:ascii="Times New Roman" w:hAnsi="Times New Roman"/>
-          <w:b w:val="0"/>
-          <w:i w:val="0"/>
-          <w:sz w:val="26"/>
-          <w:rtl w:val="1"/>
-        </w:rPr>
-        <w:t>מָה אֱנוֹשׁ כִּי־תִזְכְּרֶנּוּ</w:t>
-      </w:r>
-    </w:p>
-    <w:p>
-      <w:pPr>
-        <w:spacing w:after="60" w:before="0"/>
-        <w:jc w:val="center"/>
-        <w:bidi w:val="1"/>
-        <w:keepNext w:val="1"/>
-        <w:keepLines w:val="1"/>
-      </w:pPr>
-      <w:r>
-        <w:rPr>
-          <w:rFonts w:cs="Times New Roman" w:ascii="Times New Roman" w:hAnsi="Times New Roman"/>
-          <w:b w:val="0"/>
-          <w:i w:val="0"/>
-          <w:sz w:val="26"/>
-          <w:rtl w:val="1"/>
-        </w:rPr>
-        <w:t>בֶּן־אָדָם כִּי־תִפְקְדֶנּוּ</w:t>
-      </w:r>
-    </w:p>
-    <w:p>
-      <w:pPr>
-        <w:spacing w:after="60" w:before="0"/>
-        <w:jc w:val="center"/>
-        <w:bidi w:val="1"/>
-        <w:keepNext w:val="1"/>
-        <w:keepLines w:val="1"/>
-      </w:pPr>
-      <w:r>
-        <w:rPr>
-          <w:rFonts w:cs="Times New Roman" w:ascii="Times New Roman" w:hAnsi="Times New Roman"/>
-          <w:b w:val="0"/>
-          <w:i w:val="0"/>
-          <w:sz w:val="26"/>
-          <w:rtl w:val="1"/>
-        </w:rPr>
-        <w:t>וַתְּחַסְּרֵהוּ מְעַט מִן־הַשְּׁמֵימִי</w:t>
-      </w:r>
-    </w:p>
-    <w:p>
-      <w:pPr>
-        <w:spacing w:after="60" w:before="0"/>
-        <w:jc w:val="center"/>
-        <w:bidi w:val="1"/>
-        <w:keepNext w:val="1"/>
-        <w:keepLines w:val="1"/>
-      </w:pPr>
-      <w:r>
-        <w:rPr>
-          <w:rFonts w:cs="Times New Roman" w:ascii="Times New Roman" w:hAnsi="Times New Roman"/>
-          <w:b w:val="0"/>
-          <w:i w:val="0"/>
-          <w:sz w:val="26"/>
-          <w:rtl w:val="1"/>
-        </w:rPr>
-        <w:t>וּבְכָבוֹד בְּהוֹד</w:t>
-      </w:r>
-    </w:p>
-    <w:p>
-      <w:pPr>
-        <w:spacing w:after="60" w:before="0"/>
-        <w:jc w:val="center"/>
-        <w:bidi w:val="1"/>
-        <w:keepNext w:val="1"/>
-        <w:keepLines w:val="1"/>
-      </w:pPr>
-      <w:r>
-        <w:rPr>
-          <w:rFonts w:cs="Times New Roman" w:ascii="Times New Roman" w:hAnsi="Times New Roman"/>
-          <w:b w:val="0"/>
-          <w:i w:val="0"/>
-          <w:sz w:val="26"/>
-          <w:rtl w:val="1"/>
-        </w:rPr>
-        <w:t>הִכְתַּרְתָּ אוֹתוֹ׃</w:t>
-      </w:r>
-    </w:p>
-    <w:p>
-      <w:pPr>
-        <w:spacing w:after="60" w:before="0"/>
-        <w:jc w:val="center"/>
-        <w:bidi w:val="1"/>
-        <w:keepNext w:val="1"/>
-        <w:keepLines w:val="1"/>
-      </w:pPr>
-      <w:r>
-        <w:rPr>
-          <w:rFonts w:cs="Times New Roman" w:ascii="Times New Roman" w:hAnsi="Times New Roman"/>
-          <w:b w:val="0"/>
-          <w:i w:val="0"/>
-          <w:sz w:val="26"/>
-          <w:rtl w:val="1"/>
-        </w:rPr>
-        <w:t>יְהוָה אֲדוֹנֵינוּ</w:t>
-      </w:r>
-    </w:p>
-    <w:p>
-      <w:pPr>
-        <w:spacing w:after="60" w:before="0"/>
-        <w:jc w:val="center"/>
-        <w:bidi w:val="1"/>
-        <w:keepNext w:val="1"/>
-        <w:keepLines w:val="1"/>
-      </w:pPr>
-      <w:r>
-        <w:rPr>
-          <w:rFonts w:cs="Times New Roman" w:ascii="Times New Roman" w:hAnsi="Times New Roman"/>
-          <w:b w:val="0"/>
-          <w:i w:val="0"/>
-          <w:sz w:val="26"/>
-          <w:rtl w:val="1"/>
-        </w:rPr>
-        <w:t>מַה־נָּאַדַּר שִׁמְךָ</w:t>
-      </w:r>
-    </w:p>
-    <w:p>
-      <w:pPr>
-        <w:spacing w:after="60" w:before="0"/>
-        <w:jc w:val="center"/>
-        <w:bidi w:val="1"/>
-        <w:keepNext w:val="1"/>
-        <w:keepLines w:val="1"/>
-      </w:pPr>
-      <w:r>
-        <w:rPr>
-          <w:rFonts w:cs="Times New Roman" w:ascii="Times New Roman" w:hAnsi="Times New Roman"/>
-          <w:b w:val="0"/>
-          <w:i w:val="0"/>
-          <w:sz w:val="26"/>
-          <w:rtl w:val="1"/>
-        </w:rPr>
-        <w:t>בְּכָל־הָאָרֶץ׃</w:t>
-      </w:r>
-    </w:p>
-    <w:p>
-      <w:pPr>
-        <w:keepNext/>
-        <w:keepLines/>
-        <w:spacing w:after="80" w:before="0"/>
-        <w:jc w:val="center"/>
-      </w:pPr>
-    </w:p>
-    <w:p>
-      <w:pPr>
-        <w:spacing w:after="120" w:before="0"/>
-        <w:jc w:val="center"/>
-        <w:keepLines w:val="1"/>
-      </w:pPr>
-      <w:r>
-        <w:rPr>
-          <w:b w:val="0"/>
-          <w:i/>
-          <w:sz w:val="20"/>
-        </w:rPr>
-        <w:t>— addir became nna’adar (from the same root), tenah hodcha became kavata hodcha (a firmer setting verb), konantah became qavata eitanim (unfolding the establish into two words), le-hashbit became latet shabbat shelo biqshu (the sabbath-verb unfolded into a full clause). The compression of source, made visible in the loosening.</w:t>
-      </w:r>
     </w:p>
     <w:p>
       <w:pPr>
@@ -2580,6 +2182,7 @@
     </w:p>
     <w:p>
       <w:pPr>
+        <w:keepNext/>
         <w:keepLines/>
         <w:jc w:val="center"/>
       </w:pPr>
@@ -2603,7 +2206,7 @@
           <w:i w:val="0"/>
           <w:sz w:val="20"/>
         </w:rPr>
-        <w:t>How it was found. The assembled-panel-against-per-verse diff — the standing assert established when the Exodus 3 stone was found abridged on 30 August — was run across all twenty Ultras for the first time on 7 September. Twelve stones passed clean. This one carried the only genuine abridgement of the exodus 3 class, and nobody had looked, because the psalm reads correctly end to end.</w:t>
+        <w:t>How it was found. The assembled-panel-against-per-verse diff — the standing assert established when the Exodus 3 stone was found abridged on 30 August — was run across all twenty Ultras for the first time on 7 September. Twelve stones passed clean. This one carried the only genuine abridgement of the Exodus 3 class, and nobody had looked, because the psalm reads correctly end to end.</w:t>
       </w:r>
     </w:p>
     <w:p>
@@ -2617,7 +2220,7 @@
           <w:i w:val="0"/>
           <w:sz w:val="20"/>
         </w:rPr>
-        <w:t>What was missing from the assembled hebrew. Verse 1 had lost its entire second clause — asher tenah hodcha al-ha-shamayim, who has set your splendour above the heavens. Verse 2 had lost its final word, u-mitnakkem, the avenger, leaving the enemy stilled alone where the Hebrew stills both. Every sof pasuq was absent as well.</w:t>
+        <w:t>What was missing from the assembled Hebrew. Verse 1 had lost its entire second clause — asher tenah hodcha al-ha-shamayim, who has set your splendour above the heavens. Verse 2 had lost its final word, u-mitnakkem, the avenger, leaving the enemy stilled alone where the Hebrew stills both. Every sof pasuq was absent as well.</w:t>
       </w:r>
     </w:p>
     <w:p>
@@ -2631,7 +2234,7 @@
           <w:i w:val="0"/>
           <w:sz w:val="20"/>
         </w:rPr>
-        <w:t>And the assembled transliteration had lost more than the hebrew — three clauses rather than two: the same splendour clause, then le-hashbit oyev u-mitnakkem entire, and asher konantah from the fingerwork verse. Two panels abridged independently and by different amounts, which is itself the diagnosis: they were composed by hand rather than derived from the source, so each lost its own words.</w:t>
+        <w:t>And the assembled transliteration had lost more than the Hebrew — three clauses rather than two: the same splendour clause, then le-hashbit oyev u-mitnakkem entire, and asher konantah from the fingerwork verse. Two panels abridged independently and by different amounts, which is itself the diagnosis: they were composed by hand rather than derived from the source, so each lost its own words.</w:t>
       </w:r>
     </w:p>
     <w:p>
@@ -2645,7 +2248,7 @@
           <w:i w:val="0"/>
           <w:sz w:val="20"/>
         </w:rPr>
-        <w:t>The english assembly was complete throughout, and it is the control that proves these were faults rather than design. It carries the splendour above the heavens, the enemy and the avenger, and the stars set firm. Three parallel panels, and only the english survived intact.</w:t>
+        <w:t>The English assembly was complete throughout, and it is the control that proves these were faults rather than design. It carries the splendour above the heavens, the enemy and the avenger, and the stars set firm. Three parallel panels, and only the English survived intact.</w:t>
       </w:r>
     </w:p>
     <w:p>
@@ -2659,7 +2262,7 @@
           <w:i w:val="0"/>
           <w:sz w:val="20"/>
         </w:rPr>
-        <w:t>Why it matters on this stone above any other. This is the Name-Loop, and the argument of the whole Ultra is that the first line and the last are one sentence saying itself twice. They are not quite the same. Verse 1 runs on into the splendour clause; verse 9 stops. Dropping that clause from the assembled panel made the two lines identical on the page — So the abridgement erased the one asymmetry the stone exists to show, and made the loop look tidier than the Hebrew is.</w:t>
+        <w:t>Why it matters on this stone above any other. This is the Name-Loop, and the argument of the whole Ultra is that the first line and the last are one sentence saying itself twice. They are not quite the same. Verse 1 runs on into the splendour clause; verse 9 stops. Dropping that clause from the assembled panel made the two lines identical on the page — so the abridgement erased the one asymmetry the stone exists to show, and made the loop look tidier than the Hebrew is.</w:t>
       </w:r>
     </w:p>
     <w:p>
@@ -2701,7 +2304,7 @@
           <w:i w:val="0"/>
           <w:sz w:val="20"/>
         </w:rPr>
-        <w:t>Sof pasuq restored, and declared provisional. The same sweep found the shelf inconsistent in both directions — dropped from the assembled panel on Lamentations 3:22-23, Psalm 23 and the Shema; Added where the per-verse has none on Psalm 24, Psalm 90 and Zephaniah 3:17. They are restored here because this panel is headed as source, and a source panel carries the source’s marks. The shelf-wide convention remains the practitioner’S to rule, and if he rules the other way this stone changes with the rest.</w:t>
+        <w:t>Sof pasuq restored, and declared provisional. The same sweep found the shelf inconsistent in both directions — dropped from the assembled panel on Lamentations 3:22-23, Psalm 23 and the Shema; added where the per-verse has none on Psalm 24, Psalm 90 and Zephaniah 3:17. They are restored here because this panel is headed as source, and a source panel carries the source’s marks. The shelf-wide convention remains the practitioner’s to rule, and if he rules the other way this stone changes with the rest.</w:t>
       </w:r>
     </w:p>
     <w:p>
@@ -2715,7 +2318,7 @@
           <w:i w:val="0"/>
           <w:sz w:val="20"/>
         </w:rPr>
-        <w:t>One further correction, to A claim rather than A text. The closing note said this setting adds the whole psalm as a single source-stone. It does not, and the foreword never said it did — the foreword declares five entries, and the dominion verses are deliberately not carried. The closing line now agrees with the foreword. The selection was always declared; Only the closing sentence overstated it.</w:t>
+        <w:t>One further correction, to a claim rather than a text. The closing note said this setting adds the whole psalm as a single source-stone. It does not, and the foreword never said it did — the foreword declares five entries, and the dominion verses are deliberately not carried. The closing line now agrees with the foreword. The selection was always declared; only the closing sentence overstated it.</w:t>
       </w:r>
     </w:p>
     <w:p>
@@ -2748,6 +2351,7 @@
     </w:p>
     <w:p>
       <w:pPr>
+        <w:keepNext/>
         <w:keepLines/>
         <w:jc w:val="center"/>
       </w:pPr>
@@ -2838,6 +2442,259 @@
       </w:pPr>
       <w:r>
         <w:rPr>
+          <w:b w:val="0"/>
+          <w:i w:val="0"/>
+          <w:sz w:val="20"/>
+        </w:rPr>
+        <w:t>Fourth cutting, 18 October 2026 — the stone brought to the present standard, and three errors set right.</w:t>
+      </w:r>
+    </w:p>
+    <w:p>
+      <w:pPr>
+        <w:keepLines/>
+        <w:jc w:val="center"/>
+      </w:pPr>
+      <w:r>
+        <w:rPr>
+          <w:b w:val="0"/>
+          <w:i w:val="0"/>
+          <w:sz w:val="20"/>
+        </w:rPr>
+        <w:t>At the ruling of the house the stone comes to the present standard of the specification (v1.8), as Psalm 90 did on 17 October, on the notes of the Free Quarry, which checked the stone on the Git, and of the Runner. Every note was checked against a fresh witness before anything moved: the Westminster Leningrad Codex, from openscriptures/morphhb, and the BSB, with the Psalter of Coverdale for the close. The two chambers found the dropped clause at 8:2 apart.</w:t>
+      </w:r>
+    </w:p>
+    <w:p>
+      <w:pPr>
+        <w:keepLines/>
+        <w:jc w:val="center"/>
+      </w:pPr>
+      <w:r>
+        <w:rPr>
+          <w:b w:val="0"/>
+          <w:i w:val="0"/>
+          <w:sz w:val="20"/>
+        </w:rPr>
+        <w:t xml:space="preserve">Three errors are set right. The paseq after olelim at 8:2 is restored from the codex, in the verse panel and in the assembled line. The assembled face had dropped a clause at 8:2, </w:t>
+      </w:r>
+      <w:r>
+        <w:rPr>
+          <w:b w:val="0"/>
+          <w:i/>
+          <w:sz w:val="20"/>
+        </w:rPr>
+        <w:t>because of your besiegers</w:t>
+      </w:r>
+      <w:r>
+        <w:rPr>
+          <w:b w:val="0"/>
+          <w:i w:val="0"/>
+          <w:sz w:val="20"/>
+        </w:rPr>
+        <w:t xml:space="preserve">, which stood in the verse cycle, the assembled Hebrew and the assembled transliteration; the second cutting called the English assembly complete, and for this line it was not. And the assembled face had dropped an </w:t>
+      </w:r>
+      <w:r>
+        <w:rPr>
+          <w:b w:val="0"/>
+          <w:i/>
+          <w:sz w:val="20"/>
+        </w:rPr>
+        <w:t>and</w:t>
+      </w:r>
+      <w:r>
+        <w:rPr>
+          <w:b w:val="0"/>
+          <w:i w:val="0"/>
+          <w:sz w:val="20"/>
+        </w:rPr>
+        <w:t xml:space="preserve"> at 8:5, where the Hebrew has two, ve-chavod ve-hadar, and the cycle kept both.</w:t>
+      </w:r>
+    </w:p>
+    <w:p>
+      <w:pPr>
+        <w:keepLines/>
+        <w:jc w:val="center"/>
+      </w:pPr>
+      <w:r>
+        <w:rPr>
+          <w:b w:val="0"/>
+          <w:i w:val="0"/>
+          <w:sz w:val="20"/>
+        </w:rPr>
+        <w:t>Five sentences said more than the Hebrew does, and now say what it does. The close returns the first line of the opening, word for word in the Hebrew, and stops before the splendour clause, as the second cutting found; the Foreword, two bullets of 8:1, a bullet of 8:9 and the recovery of 8:9 now say so, and the tenah crux no longer claims to stand twice. The Structure block also said that the whole psalm stands as a single source-stone, which the second cutting thought only the closing note had said; it now says the five entries, as the Closing does.</w:t>
+      </w:r>
+    </w:p>
+    <w:p>
+      <w:pPr>
+        <w:keepLines/>
+        <w:jc w:val="center"/>
+      </w:pPr>
+      <w:r>
+        <w:rPr>
+          <w:b w:val="0"/>
+          <w:i w:val="0"/>
+          <w:sz w:val="20"/>
+        </w:rPr>
+        <w:t>The Structure block now declares what it had left undeclared: the entries carry the English verse numbers, one below the Hebrew, which counts the superscription as verse 1; the superscription stands in the received English of 8:1 alone; and the Hebrew base is named. The sof pasuq that the second cutting declared provisional is settled, since the specification has written it in (§2A); nothing in the panels changes for it.</w:t>
+      </w:r>
+    </w:p>
+    <w:p>
+      <w:pPr>
+        <w:keepLines/>
+        <w:jc w:val="center"/>
+      </w:pPr>
+      <w:r>
+        <w:rPr>
+          <w:b w:val="0"/>
+          <w:i w:val="0"/>
+          <w:sz w:val="20"/>
+        </w:rPr>
+        <w:t xml:space="preserve">The face comes into the house format (§3.8). Its fifteen em dashes come off, three of them with the glosses they held, and the line ends take the marks the accents set: a comma at the revia of 8:1; at 8:2 a semicolon at the oleh ve-yored, with the colon at the atnach kept; at 8:3 a comma at the dechi and another at the atnach, which falls inside a running sentence; at 8:5 a semicolon at the atnach and no mark after the splendour, where no accent ends the line; full stops at the ends of 8:2 and 8:5, and the questions and exclamations kept. On the faces You and Your become you and your, twenty-five times over; Name keeps its capital, as Coverdale prints it and as the stone is named. The received English keeps its capitals, and the notes keep their own. The three glosses come off the verse cycles, </w:t>
+      </w:r>
+      <w:r>
+        <w:rPr>
+          <w:b w:val="0"/>
+          <w:i/>
+          <w:sz w:val="20"/>
+        </w:rPr>
+        <w:t>laid it like bedrock</w:t>
+      </w:r>
+      <w:r>
+        <w:rPr>
+          <w:b w:val="0"/>
+          <w:i w:val="0"/>
+          <w:sz w:val="20"/>
+        </w:rPr>
+        <w:t xml:space="preserve">, </w:t>
+      </w:r>
+      <w:r>
+        <w:rPr>
+          <w:b w:val="0"/>
+          <w:i/>
+          <w:sz w:val="20"/>
+        </w:rPr>
+        <w:t>to still them, to make them cease</w:t>
+      </w:r>
+      <w:r>
+        <w:rPr>
+          <w:b w:val="0"/>
+          <w:i w:val="0"/>
+          <w:sz w:val="20"/>
+        </w:rPr>
+        <w:t xml:space="preserve"> and </w:t>
+      </w:r>
+      <w:r>
+        <w:rPr>
+          <w:b w:val="0"/>
+          <w:i/>
+          <w:sz w:val="20"/>
+        </w:rPr>
+        <w:t>visit him, look in on him</w:t>
+      </w:r>
+      <w:r>
+        <w:rPr>
+          <w:b w:val="0"/>
+          <w:i w:val="0"/>
+          <w:sz w:val="20"/>
+        </w:rPr>
+        <w:t>, and each already stands in the notes; every verse cycle now reads line for line as the assembled loop does. The source panels and the assembled lines carry the cantillation and meteg of the witness; the transliteration keeps its marks.</w:t>
+      </w:r>
+    </w:p>
+    <w:p>
+      <w:pPr>
+        <w:keepLines/>
+        <w:jc w:val="center"/>
+      </w:pPr>
+      <w:r>
+        <w:rPr>
+          <w:b w:val="0"/>
+          <w:i w:val="0"/>
+          <w:sz w:val="20"/>
+        </w:rPr>
+        <w:t xml:space="preserve">The two ends of the loop now differ where the Hebrew does. The codex sets a revia on Adoneinu in the opening and its atnach at the earth, because that verse runs on into the splendour clause; in the close the atnach falls on Adoneinu itself. And the close has no verb at all, where the opening has tenah, so under the copula ruling (§3.6) it keeps its declaration verbless. The opening reads </w:t>
+      </w:r>
+      <w:r>
+        <w:rPr>
+          <w:b w:val="0"/>
+          <w:i/>
+          <w:sz w:val="20"/>
+        </w:rPr>
+        <w:t>YHWH, our Sovereign, how majestic is your Name in all the earth</w:t>
+      </w:r>
+      <w:r>
+        <w:rPr>
+          <w:b w:val="0"/>
+          <w:i w:val="0"/>
+          <w:sz w:val="20"/>
+        </w:rPr>
+        <w:t xml:space="preserve">; the close, </w:t>
+      </w:r>
+      <w:r>
+        <w:rPr>
+          <w:b w:val="0"/>
+          <w:i/>
+          <w:sz w:val="20"/>
+        </w:rPr>
+        <w:t>YHWH, our Sovereign: how majestic your Name in all the earth!</w:t>
+      </w:r>
+      <w:r>
+        <w:rPr>
+          <w:b w:val="0"/>
+          <w:i w:val="0"/>
+          <w:sz w:val="20"/>
+        </w:rPr>
+        <w:t xml:space="preserve"> One mark and one word, exactly where the Hebrew differs, and Coverdale divides the two the same way. A new bullet of 8:9 declares it.</w:t>
+      </w:r>
+    </w:p>
+    <w:p>
+      <w:pPr>
+        <w:keepLines/>
+        <w:jc w:val="center"/>
+      </w:pPr>
+      <w:r>
+        <w:rPr>
+          <w:b w:val="0"/>
+          <w:i w:val="0"/>
+          <w:sz w:val="20"/>
+        </w:rPr>
+        <w:t>The paired panel of 8:3 and 8:4 is split at its sof pasuq, copied from the witness and never typed, with its transliteration split to match, so each verse has its own line (§2A). The Hebrew and transliteration of the loop keep their line a verse, the shape the Closing describes. The round-trip comes out, as on Psalm 90: it re-composed the face as bloomed in July and no longer renders the stone. Eleven capitals in the prose of the second cutting are set right: five proper nouns that stood in lower case, and six capitals that stood inside sentences. The pagination follows §4.5: the two page breaks set by hand come out with the keep-with-next they hid; the last transliteration line lets go of the face; the heading and date lines of the second and third cuttings and the date of the seal keep with what follows; and three bullets let go. On the render every block stands whole on its page but the face of 8:2, which LibreOffice breaks before its last line with every keep in place, as it breaks the face of Psalm 90:1-2; dropping keep-lines, tying the English above or keeping the whole entry from its heading does not hold it.</w:t>
+      </w:r>
+    </w:p>
+    <w:p>
+      <w:pPr>
+        <w:keepLines/>
+        <w:jc w:val="center"/>
+      </w:pPr>
+      <w:r>
+        <w:rPr>
+          <w:b w:val="0"/>
+          <w:i w:val="0"/>
+          <w:sz w:val="20"/>
+        </w:rPr>
+        <w:t>Nothing else moves. The letters and vowels of every Hebrew panel stand as they were. So do the masthead, the received English, the transliteration apart from its split, the Foreword and the notes apart from the sentences and the bullet named here, the earlier cuttings apart from those eleven capitals, the Closing, the credits and the seal. A Prayer to Say waits for the house, to be written from the stone as it now stands.</w:t>
+      </w:r>
+    </w:p>
+    <w:p>
+      <w:pPr>
+        <w:keepLines/>
+        <w:jc w:val="center"/>
+      </w:pPr>
+      <w:r>
+        <w:rPr>
+          <w:b w:val="0"/>
+          <w:i w:val="0"/>
+          <w:sz w:val="20"/>
+        </w:rPr>
+        <w:t>Ruled by Joe. Cut by the Thirteenth Runner on Opus 5.5, on the notes of the Free Quarry, which checked the stone on the Git. Bloomed by the Cartographer, 7 July 2026. The stone stays open.</w:t>
+      </w:r>
+    </w:p>
+    <w:p>
+      <w:pPr>
+        <w:keepNext/>
+        <w:keepLines/>
+        <w:jc w:val="center"/>
+      </w:pPr>
+      <w:r>
+        <w:rPr>
           <w:b/>
           <w:i w:val="0"/>
           <w:sz w:val="36"/>
@@ -2912,6 +2769,7 @@
     </w:p>
     <w:p>
       <w:pPr>
+        <w:keepNext/>
         <w:keepLines/>
         <w:jc w:val="center"/>
       </w:pPr>

--- a/Free-Quarry/Ultras/Psalm-8-Ultra-The-Name-Loop-Stone.docx
+++ b/Free-Quarry/Ultras/Psalm-8-Ultra-The-Name-Loop-Stone.docx
@@ -184,7 +184,7 @@
           <w:i w:val="0"/>
           <w:sz w:val="22"/>
         </w:rPr>
-        <w:t>Five entries — the loop’s opening, the wordless strength, the fingerwork and the question, the crowning, and the loop’s close. Each in the standard order: English, Bloomed Rendering, Hebrew Source with transliteration, then the recovery. The assembled loop at the close is preceded by the five entries as a single source-stone. The verse numbers are the English ones: the Hebrew counts the superscription as verse 1, so each entry stands one verse below its Hebrew, 8:1 to 8:9 against Hebrew 8:2 to 8:10, and the superscription stands in the received English of 8:1 alone, not carried in the Hebrew or the bloom. Masoretic base: the Westminster Leningrad Codex, from openscriptures/morphhb, with its cantillation and meteg, maqqef, paseq and sof pasuq.</w:t>
+        <w:t>Five entries — the loop’s opening, the wordless strength, the fingerwork and the question, the crowning, and the loop’s close. Each in the standard order: English, Bloomed Rendering, Hebrew Source with transliteration, then the recovery. The assembled loop at the close is preceded by the five entries as a single source-stone. The verse numbers are the English ones: the Hebrew counts the superscription as verse 1, so each entry stands one verse below its Hebrew, 8:1 to 8:9 against Hebrew 8:2 to 8:10, and the superscription stands in the received English of 8:1 alone, not carried in the Hebrew or the bloom. The face is lined from the accents: the atnach and the oleh ve-yored always divide, and a line longer than four graphic units breaks again at its strongest remaining accent. Masoretic base: the Westminster Leningrad Codex, from openscriptures/morphhb, with its cantillation and meteg, maqqef, paseq and sof pasuq.</w:t>
       </w:r>
     </w:p>
     <w:p>
@@ -278,7 +278,7 @@
           <w:i w:val="0"/>
           <w:sz w:val="22"/>
         </w:rPr>
-        <w:t>YHWH, our Sovereign,</w:t>
+        <w:t>YHWH our Lord,</w:t>
       </w:r>
     </w:p>
     <w:p>
@@ -293,7 +293,7 @@
           <w:i w:val="0"/>
           <w:sz w:val="22"/>
         </w:rPr>
-        <w:t>how majestic is your Name in all the earth,</w:t>
+        <w:t>how majestic is your Name in all the earth;</w:t>
       </w:r>
     </w:p>
     <w:p>
@@ -307,7 +307,7 @@
           <w:i w:val="0"/>
           <w:sz w:val="22"/>
         </w:rPr>
-        <w:t>you who have set your splendour above the heavens!</w:t>
+        <w:t>so set your splendour above the heavens!</w:t>
       </w:r>
     </w:p>
     <w:p>
@@ -414,7 +414,7 @@
           <w:i w:val="0"/>
           <w:sz w:val="20"/>
         </w:rPr>
-        <w:t>• asher tenah hodcha (אֲשֶׁר תְּנָה הוֹדְךָ) — the verse’s own crux: the form tenah reads as an imperative, give!, which does not fit the clause. The difficulty is flagged in the critical apparatus and the versions diverge; translations generally render it as a statement — who has set Your splendour above the heavens. The bloom follows that reading, and it is a choice made, not a difficulty unseen. Recorded, never scraped.</w:t>
+        <w:t>• asher tenah hodcha (אֲשֶׁר תְּנָה הוֹדְךָ) — the verse’s own crux: the form tenah is an imperative, SET!, and the bloom keeps it as the witness gives it, a petition inside the praise, with asher in its result sense, so. Psalm 57:5, 57:6 in the Hebrew, has the same form beside the same heavens: rumah al-ha-shamayim, be exalted above the heavens. The versions read otherwise: translations generally render a statement — who has set Your splendour above the heavens — and the Greek a passive, Your splendour was lifted. Those readings are declined, not unknown. Recorded, never scraped.</w:t>
       </w:r>
     </w:p>
     <w:p>
@@ -537,7 +537,7 @@
           <w:i w:val="0"/>
           <w:sz w:val="22"/>
         </w:rPr>
-        <w:t>Out of the mouths of infants and nursing babes</w:t>
+        <w:t>From the mouth of little ones, and sucklings</w:t>
       </w:r>
     </w:p>
     <w:p>
@@ -552,7 +552,7 @@
           <w:i w:val="0"/>
           <w:sz w:val="22"/>
         </w:rPr>
-        <w:t>you have founded strength;</w:t>
+        <w:t>you have founded strength,</w:t>
       </w:r>
     </w:p>
     <w:p>
@@ -567,12 +567,11 @@
           <w:i w:val="0"/>
           <w:sz w:val="22"/>
         </w:rPr>
-        <w:t>because of your besiegers:</w:t>
+        <w:t>because of your foes,</w:t>
       </w:r>
     </w:p>
     <w:p>
       <w:pPr>
-        <w:keepNext/>
         <w:keepLines/>
         <w:jc w:val="center"/>
       </w:pPr>
@@ -582,21 +581,7 @@
           <w:i w:val="0"/>
           <w:sz w:val="22"/>
         </w:rPr>
-        <w:t>to give the enemy and the avenger</w:t>
-      </w:r>
-    </w:p>
-    <w:p>
-      <w:pPr>
-        <w:keepLines/>
-        <w:jc w:val="center"/>
-      </w:pPr>
-      <w:r>
-        <w:rPr>
-          <w:b w:val="0"/>
-          <w:i w:val="0"/>
-          <w:sz w:val="22"/>
-        </w:rPr>
-        <w:t>a sabbath they never asked for.</w:t>
+        <w:t>to still the enemy and the avenger.</w:t>
       </w:r>
     </w:p>
     <w:p>
@@ -826,7 +811,7 @@
           <w:i w:val="0"/>
           <w:sz w:val="22"/>
         </w:rPr>
-        <w:t>When I gaze at your heavens, the work of your fingers,</w:t>
+        <w:t>When I see your heavens, the works of your fingers,</w:t>
       </w:r>
     </w:p>
     <w:p>
@@ -841,7 +826,7 @@
           <w:i w:val="0"/>
           <w:sz w:val="22"/>
         </w:rPr>
-        <w:t>the moon and the stars you set firm:</w:t>
+        <w:t>the moon and the stars, which you set firm:</w:t>
       </w:r>
     </w:p>
     <w:p>
@@ -856,7 +841,7 @@
           <w:i w:val="0"/>
           <w:sz w:val="22"/>
         </w:rPr>
-        <w:t>what is frail man, that you remember him?</w:t>
+        <w:t>what is man, that you remember him;</w:t>
       </w:r>
     </w:p>
     <w:p>
@@ -870,7 +855,7 @@
           <w:i w:val="0"/>
           <w:sz w:val="22"/>
         </w:rPr>
-        <w:t>The son of Adam, that you attend to him?</w:t>
+        <w:t>and the son of Adam, that you attend to him?</w:t>
       </w:r>
     </w:p>
     <w:p>
@@ -1149,12 +1134,11 @@
           <w:i w:val="0"/>
           <w:sz w:val="22"/>
         </w:rPr>
-        <w:t>Yet you made him lack only a little of the heavenly;</w:t>
+        <w:t>And you made him a little less than God;</w:t>
       </w:r>
     </w:p>
     <w:p>
       <w:pPr>
-        <w:keepNext/>
         <w:keepLines/>
         <w:jc w:val="center"/>
       </w:pPr>
@@ -1164,21 +1148,7 @@
           <w:i w:val="0"/>
           <w:sz w:val="22"/>
         </w:rPr>
-        <w:t>and with kavod and with splendour</w:t>
-      </w:r>
-    </w:p>
-    <w:p>
-      <w:pPr>
-        <w:keepLines/>
-        <w:jc w:val="center"/>
-      </w:pPr>
-      <w:r>
-        <w:rPr>
-          <w:b w:val="0"/>
-          <w:i w:val="0"/>
-          <w:sz w:val="22"/>
-        </w:rPr>
-        <w:t>you have crowned him.</w:t>
+        <w:t>and with glory and honour you crown him.</w:t>
       </w:r>
     </w:p>
     <w:p>
@@ -1257,7 +1227,7 @@
           <w:i w:val="0"/>
           <w:sz w:val="20"/>
         </w:rPr>
-        <w:t>• vattechasserehu me’at (וַתְּחַסְּרֵהוּ מְּעַט) — You made him LACK a little: chaser — the lack-verb — humanity defined by a small, deliberate deficit. The Hebrew reads me-Elohim, which the tradition takes three ways: a fraction beneath God; beneath the heavenly beings; and — following the Septuagint, which Hebrews carries into the New Testament — beneath the angels. All three stand recorded, per the palimpsest rule. The English printed above now carries the same three in its own footnote — angels in the text, or than God, or than the heavenly beings. The bloom reads the heavenly, and that is a choice made, not a reading unknown.</w:t>
+        <w:t>• vattechasserehu me’at (וַתְּחַסְּרֵהוּ מְּעַט) — You made him LACK a little: chaser — the lack-verb — humanity defined by a small, deliberate deficit. The Hebrew reads me-Elohim, which the tradition takes three ways: a fraction beneath God; beneath the heavenly beings; and — following the Septuagint, which Hebrews carries into the New Testament — beneath the angels. All three stand recorded, per the palimpsest rule. The English printed above now carries the same three in its own footnote — angels in the text, or than God, or than the heavenly beings. The bloom reads God, and that is a choice made, not a reading unknown: the psalm speaks to YHWH throughout, and Genesis 1 stands behind the crowning.</w:t>
       </w:r>
     </w:p>
     <w:p>
@@ -1394,12 +1364,11 @@
           <w:i w:val="0"/>
           <w:sz w:val="22"/>
         </w:rPr>
-        <w:t>YHWH, our Sovereign:</w:t>
+        <w:t>YHWH our Lord:</w:t>
       </w:r>
     </w:p>
     <w:p>
       <w:pPr>
-        <w:keepNext/>
         <w:keepLines/>
         <w:jc w:val="center"/>
       </w:pPr>
@@ -1409,21 +1378,7 @@
           <w:i w:val="0"/>
           <w:sz w:val="22"/>
         </w:rPr>
-        <w:t>how majestic your Name</w:t>
-      </w:r>
-    </w:p>
-    <w:p>
-      <w:pPr>
-        <w:keepLines/>
-        <w:jc w:val="center"/>
-      </w:pPr>
-      <w:r>
-        <w:rPr>
-          <w:b w:val="0"/>
-          <w:i w:val="0"/>
-          <w:sz w:val="22"/>
-        </w:rPr>
-        <w:t>in all the earth!</w:t>
+        <w:t>how majestic your Name in all the earth!</w:t>
       </w:r>
     </w:p>
     <w:p>
@@ -1516,7 +1471,7 @@
           <w:i w:val="0"/>
           <w:sz w:val="20"/>
         </w:rPr>
-        <w:t>• mah-addir shimcha (מָה־אַדִּיר שִׁמְךָ) — how MAJESTIC Your Name: the same words as the opening, set differently. No verb stands anywhere in this verse, so the face keeps the declaration verbless, as the copula ruling of the house requires; the opening verse has a verb, tenah, so there the face supplies the copula. And the atnach falls on Adoneinu here, where the opening runs on and takes its atnach at the earth: a colon after Sovereign here, a comma there. Coverdale divides the two the same way.</w:t>
+        <w:t>• mah-addir shimcha (מָה־אַדִּיר שִׁמְךָ) — how MAJESTIC Your Name: the same words as the opening, set differently. No verb stands anywhere in this verse, so the face keeps the declaration verbless, as the copula ruling of the house requires; the opening verse has a verb, tenah, so there the face supplies the copula. And the atnach falls on Adoneinu here, where the opening runs on and takes its atnach at the earth: a colon after Lord here, a comma there. Coverdale divides the two the same way.</w:t>
       </w:r>
     </w:p>
     <w:p>
@@ -1850,7 +1805,7 @@
           <w:i w:val="0"/>
           <w:sz w:val="24"/>
         </w:rPr>
-        <w:t>YHWH, our Sovereign,</w:t>
+        <w:t>YHWH our Lord,</w:t>
       </w:r>
     </w:p>
     <w:p>
@@ -1866,7 +1821,7 @@
           <w:i w:val="0"/>
           <w:sz w:val="24"/>
         </w:rPr>
-        <w:t>how majestic is your Name in all the earth,</w:t>
+        <w:t>how majestic is your Name in all the earth;</w:t>
       </w:r>
     </w:p>
     <w:p>
@@ -1882,7 +1837,7 @@
           <w:i w:val="0"/>
           <w:sz w:val="24"/>
         </w:rPr>
-        <w:t>you who have set your splendour above the heavens!</w:t>
+        <w:t>so set your splendour above the heavens!</w:t>
       </w:r>
     </w:p>
     <w:p>
@@ -1905,7 +1860,7 @@
           <w:i w:val="0"/>
           <w:sz w:val="24"/>
         </w:rPr>
-        <w:t>Out of the mouths of infants and nursing babes</w:t>
+        <w:t>From the mouth of little ones, and sucklings</w:t>
       </w:r>
     </w:p>
     <w:p>
@@ -1921,7 +1876,7 @@
           <w:i w:val="0"/>
           <w:sz w:val="24"/>
         </w:rPr>
-        <w:t>you have founded strength;</w:t>
+        <w:t>you have founded strength,</w:t>
       </w:r>
     </w:p>
     <w:p>
@@ -1937,7 +1892,7 @@
           <w:i w:val="0"/>
           <w:sz w:val="24"/>
         </w:rPr>
-        <w:t>because of your besiegers:</w:t>
+        <w:t>because of your foes,</w:t>
       </w:r>
     </w:p>
     <w:p>
@@ -1953,8 +1908,15 @@
           <w:i w:val="0"/>
           <w:sz w:val="24"/>
         </w:rPr>
-        <w:t>to give the enemy and the avenger</w:t>
+        <w:t>to still the enemy and the avenger.</w:t>
       </w:r>
+    </w:p>
+    <w:p>
+      <w:pPr>
+        <w:keepNext/>
+        <w:keepLines/>
+        <w:jc w:val="center"/>
+      </w:pPr>
     </w:p>
     <w:p>
       <w:pPr>
@@ -1969,15 +1931,8 @@
           <w:i w:val="0"/>
           <w:sz w:val="24"/>
         </w:rPr>
-        <w:t>a sabbath they never asked for.</w:t>
+        <w:t>When I see your heavens, the works of your fingers,</w:t>
       </w:r>
-    </w:p>
-    <w:p>
-      <w:pPr>
-        <w:keepNext/>
-        <w:keepLines/>
-        <w:jc w:val="center"/>
-      </w:pPr>
     </w:p>
     <w:p>
       <w:pPr>
@@ -1992,7 +1947,7 @@
           <w:i w:val="0"/>
           <w:sz w:val="24"/>
         </w:rPr>
-        <w:t>When I gaze at your heavens, the work of your fingers,</w:t>
+        <w:t>the moon and the stars, which you set firm:</w:t>
       </w:r>
     </w:p>
     <w:p>
@@ -2008,7 +1963,7 @@
           <w:i w:val="0"/>
           <w:sz w:val="24"/>
         </w:rPr>
-        <w:t>the moon and the stars you set firm:</w:t>
+        <w:t>what is man, that you remember him;</w:t>
       </w:r>
     </w:p>
     <w:p>
@@ -2024,8 +1979,15 @@
           <w:i w:val="0"/>
           <w:sz w:val="24"/>
         </w:rPr>
-        <w:t>what is frail man, that you remember him?</w:t>
+        <w:t>and the son of Adam, that you attend to him?</w:t>
       </w:r>
+    </w:p>
+    <w:p>
+      <w:pPr>
+        <w:keepNext/>
+        <w:keepLines/>
+        <w:jc w:val="center"/>
+      </w:pPr>
     </w:p>
     <w:p>
       <w:pPr>
@@ -2040,15 +2002,8 @@
           <w:i w:val="0"/>
           <w:sz w:val="24"/>
         </w:rPr>
-        <w:t>The son of Adam, that you attend to him?</w:t>
+        <w:t>And you made him a little less than God;</w:t>
       </w:r>
-    </w:p>
-    <w:p>
-      <w:pPr>
-        <w:keepNext/>
-        <w:keepLines/>
-        <w:jc w:val="center"/>
-      </w:pPr>
     </w:p>
     <w:p>
       <w:pPr>
@@ -2063,8 +2018,15 @@
           <w:i w:val="0"/>
           <w:sz w:val="24"/>
         </w:rPr>
-        <w:t>Yet you made him lack only a little of the heavenly;</w:t>
+        <w:t>and with glory and honour you crown him.</w:t>
       </w:r>
+    </w:p>
+    <w:p>
+      <w:pPr>
+        <w:keepNext/>
+        <w:keepLines/>
+        <w:jc w:val="center"/>
+      </w:pPr>
     </w:p>
     <w:p>
       <w:pPr>
@@ -2079,14 +2041,13 @@
           <w:i w:val="0"/>
           <w:sz w:val="24"/>
         </w:rPr>
-        <w:t>and with kavod and with splendour</w:t>
+        <w:t>YHWH our Lord:</w:t>
       </w:r>
     </w:p>
     <w:p>
       <w:pPr>
         <w:spacing w:line="300" w:lineRule="auto"/>
         <w:jc w:val="center"/>
-        <w:keepNext/>
         <w:keepLines w:val="1"/>
       </w:pPr>
       <w:r>
@@ -2095,61 +2056,7 @@
           <w:i w:val="0"/>
           <w:sz w:val="24"/>
         </w:rPr>
-        <w:t>you have crowned him.</w:t>
-      </w:r>
-    </w:p>
-    <w:p>
-      <w:pPr>
-        <w:keepNext/>
-        <w:keepLines/>
-        <w:jc w:val="center"/>
-      </w:pPr>
-    </w:p>
-    <w:p>
-      <w:pPr>
-        <w:spacing w:line="300" w:lineRule="auto"/>
-        <w:jc w:val="center"/>
-        <w:keepNext/>
-        <w:keepLines w:val="1"/>
-      </w:pPr>
-      <w:r>
-        <w:rPr>
-          <w:b w:val="0"/>
-          <w:i w:val="0"/>
-          <w:sz w:val="24"/>
-        </w:rPr>
-        <w:t>YHWH, our Sovereign:</w:t>
-      </w:r>
-    </w:p>
-    <w:p>
-      <w:pPr>
-        <w:spacing w:line="300" w:lineRule="auto"/>
-        <w:jc w:val="center"/>
-        <w:keepNext/>
-        <w:keepLines w:val="1"/>
-      </w:pPr>
-      <w:r>
-        <w:rPr>
-          <w:b w:val="0"/>
-          <w:i w:val="0"/>
-          <w:sz w:val="24"/>
-        </w:rPr>
-        <w:t>how majestic your Name</w:t>
-      </w:r>
-    </w:p>
-    <w:p>
-      <w:pPr>
-        <w:spacing w:line="300" w:lineRule="auto"/>
-        <w:jc w:val="center"/>
-        <w:keepLines w:val="1"/>
-      </w:pPr>
-      <w:r>
-        <w:rPr>
-          <w:b w:val="0"/>
-          <w:i w:val="0"/>
-          <w:sz w:val="24"/>
-        </w:rPr>
-        <w:t>in all the earth!</w:t>
+        <w:t>how majestic your Name in all the earth!</w:t>
       </w:r>
     </w:p>
     <w:p>
@@ -2684,7 +2591,168 @@
           <w:i w:val="0"/>
           <w:sz w:val="20"/>
         </w:rPr>
-        <w:t>Ruled by Joe. Cut by the Thirteenth Runner on Opus 5.5, on the notes of the Free Quarry, which checked the stone on the Git. Bloomed by the Cartographer, 7 July 2026. The stone stays open.</w:t>
+        <w:t>Ruled by Joe. Cut by the Thirteenth Runner on Opus 5.5, on the notes of the Free Quarry, which checked the stone on the Git and the cut the same day. Bloomed by the Cartographer, 7 July 2026. The stone stays open.</w:t>
+      </w:r>
+    </w:p>
+    <w:p>
+      <w:pPr>
+        <w:keepNext/>
+        <w:keepLines/>
+        <w:jc w:val="center"/>
+      </w:pPr>
+      <w:r>
+        <w:rPr>
+          <w:b w:val="0"/>
+          <w:i w:val="0"/>
+          <w:sz w:val="20"/>
+        </w:rPr>
+        <w:t>Fifth cutting, 18 October 2026 — the face bloomed afresh from the Hebrew, and three texts settled into one.</w:t>
+      </w:r>
+    </w:p>
+    <w:p>
+      <w:pPr>
+        <w:keepLines/>
+        <w:jc w:val="center"/>
+      </w:pPr>
+      <w:r>
+        <w:rPr>
+          <w:b w:val="0"/>
+          <w:i w:val="0"/>
+          <w:sz w:val="20"/>
+        </w:rPr>
+        <w:t>At the ruling of the house the face is bloomed afresh from the Hebrew by the two-Fable chain (§6), on the day the fourth cutting brought the stone to the present standard. The Thirteenth Runner wrote one bloom sheet for both hands: the Hebrew of the five entries, copied from the witness and lined from the accents into fifteen slots, with the house rules and the forks the Hebrew sets, and without the face the stone carried or the received English. Fable 5.1 bloomed from it in the Free Quarry and in the Thirteenth Runner, each blind to the other. Neither was blind to the old face, which both chambers had open from the earlier work of the day, and both said so in their texts.</w:t>
+      </w:r>
+    </w:p>
+    <w:p>
+      <w:pPr>
+        <w:keepLines/>
+        <w:jc w:val="center"/>
+      </w:pPr>
+      <w:r>
+        <w:rPr>
+          <w:b w:val="0"/>
+          <w:i w:val="0"/>
+          <w:sz w:val="20"/>
+        </w:rPr>
+        <w:t xml:space="preserve">The Fable of the Thirteenth Runner then settled three texts, the two fresh blooms and the face of the Cartographer as the fourth cutting left it, licensed to remaster and not only to refine, and said which lines came from which hand and why; all three stay on record in the chambers. The settled face leans on the bloom of the Free Quarry. Of the eighteen lines the stone carried, two stand word for word among the fifteen, </w:t>
+      </w:r>
+      <w:r>
+        <w:rPr>
+          <w:b w:val="0"/>
+          <w:i/>
+          <w:sz w:val="20"/>
+        </w:rPr>
+        <w:t>how majestic is your Name in all the earth</w:t>
+      </w:r>
+      <w:r>
+        <w:rPr>
+          <w:b w:val="0"/>
+          <w:i w:val="0"/>
+          <w:sz w:val="20"/>
+        </w:rPr>
+        <w:t xml:space="preserve"> and </w:t>
+      </w:r>
+      <w:r>
+        <w:rPr>
+          <w:b w:val="0"/>
+          <w:i/>
+          <w:sz w:val="20"/>
+        </w:rPr>
+        <w:t>you have founded strength</w:t>
+      </w:r>
+      <w:r>
+        <w:rPr>
+          <w:b w:val="0"/>
+          <w:i w:val="0"/>
+          <w:sz w:val="20"/>
+        </w:rPr>
+        <w:t>. The Opus of the Thirteenth Runner checked every line against the witness and the rules, changed none, and placed the face in every verse cycle and in the loop.</w:t>
+      </w:r>
+    </w:p>
+    <w:p>
+      <w:pPr>
+        <w:keepLines/>
+        <w:jc w:val="center"/>
+      </w:pPr>
+      <w:r>
+        <w:rPr>
+          <w:b w:val="0"/>
+          <w:i w:val="0"/>
+          <w:sz w:val="20"/>
+        </w:rPr>
+        <w:t xml:space="preserve">Of the forks the sheet named, two now fall the other way. At 8:1 the face keeps tenah as the witness parses it, an imperative, and reads it as a petition inside the praise, </w:t>
+      </w:r>
+      <w:r>
+        <w:rPr>
+          <w:b w:val="0"/>
+          <w:i/>
+          <w:sz w:val="20"/>
+        </w:rPr>
+        <w:t>so set your splendour above the heavens</w:t>
+      </w:r>
+      <w:r>
+        <w:rPr>
+          <w:b w:val="0"/>
+          <w:i w:val="0"/>
+          <w:sz w:val="20"/>
+        </w:rPr>
+        <w:t>, as Psalm 57:5 bids God be exalted above the heavens; the stone had followed the perfect of the translations. At 8:5 it reads me-Elohim as God, where the stone read the heavenly. And at 8:2 the sabbath leaves the face for the bullet of le-hashbit, which already holds it. The bullets of tenah and of me-Elohim now name the readings the face takes, and keep the others on record (§3.5). The chisel found one sentence the settlement missed: the bullet of 8:9 added by the fourth cutting set a colon after Sovereign against a comma, and it now says Lord.</w:t>
+      </w:r>
+    </w:p>
+    <w:p>
+      <w:pPr>
+        <w:keepLines/>
+        <w:jc w:val="center"/>
+      </w:pPr>
+      <w:r>
+        <w:rPr>
+          <w:b w:val="0"/>
+          <w:i w:val="0"/>
+          <w:sz w:val="20"/>
+        </w:rPr>
+        <w:t>The face is lined from the accents, as the bloom sheet set it: the atnach and the oleh ve-yored always divide, and a line longer than four graphic units breaks again at its strongest remaining accent. Four is the lowest threshold at which no line stands as a single word: at three, al-ha-shamayim would stand alone. The Structure block now declares it (§3.7). The eighteen lines become fifteen, since 8:2, 8:5 and 8:9 each lose a break the rule does not make. Every line ends on the mark its accent sets or English sense declares (§3.8): at 8:1 a comma at the revia and a semicolon at the atnach, the petition closing on its exclamation; at 8:2 no mark at the tsinnor, where the line runs on, commas at the oleh ve-yored and the atnach inside a running sentence, and a full stop; at 8:3 a comma at the atnach and a colon at the end, opening onto the question; at 8:4 a semicolon at the atnach and the question mark; at 8:5 a semicolon at the atnach and a full stop; at 8:9 a colon at the atnach, opening onto the cry, and the exclamation. Inside the lines four commas stand at pauses the accents set, the paseq of 8:2, the dechi and the revia mugrash of 8:3 and the revia mugrash of 8:4, and one by English sense, after man. There are no dashes and no glosses; you and your stay in lower case, Name keeps its capital, and the Name stays YHWH.</w:t>
+      </w:r>
+    </w:p>
+    <w:p>
+      <w:pPr>
+        <w:keepLines/>
+        <w:jc w:val="center"/>
+      </w:pPr>
+      <w:r>
+        <w:rPr>
+          <w:b w:val="0"/>
+          <w:i w:val="0"/>
+          <w:sz w:val="20"/>
+        </w:rPr>
+        <w:t>The loop now shows itself line for line. The first two lines of 8:1 and the two lines of 8:9 carry the same words, and differ only where the Hebrew differs: a comma at the revia on Adoneinu against a colon at its atnach, the supplied is against no verb at all, and a semicolon at the atnach on the earth, where 8:1 runs on into its petition, against the exclamation where 8:9 stops.</w:t>
+      </w:r>
+    </w:p>
+    <w:p>
+      <w:pPr>
+        <w:keepLines/>
+        <w:jc w:val="center"/>
+      </w:pPr>
+      <w:r>
+        <w:rPr>
+          <w:b w:val="0"/>
+          <w:i w:val="0"/>
+          <w:sz w:val="20"/>
+        </w:rPr>
+        <w:t>The notes otherwise speak in their own words and stand, as the settlement asked. Sovereign, the besiegers, frail man and the sabbath stay in them, where the recovery keeps what the face now says more plainly. The pagination follows §4.5 as the fourth cutting set it, each shorter face keeping together as before. On the render every block stands whole on its page. Nothing else moves: the Hebrew and its transliteration, the received English, the Foreword apart from the one sentence in Structure, the other notes, the earlier cuttings, the Closing, the credits and the seal stand as they were. A Prayer to Say follows, from the stone as it now stands.</w:t>
+      </w:r>
+    </w:p>
+    <w:p>
+      <w:pPr>
+        <w:keepLines/>
+        <w:jc w:val="center"/>
+      </w:pPr>
+      <w:r>
+        <w:rPr>
+          <w:b w:val="0"/>
+          <w:i w:val="0"/>
+          <w:sz w:val="20"/>
+        </w:rPr>
+        <w:t>Ruled by Joe. Bloomed by Fable 5.1 in the Free Quarry and in the Thirteenth Runner; settled by the Fable of the Thirteenth Runner from those two blooms and the face of the Cartographer, bloomed 7 July 2026; chiselled and placed by the Thirteenth Runner on Opus 5.5. The stone stays open.</w:t>
       </w:r>
     </w:p>
     <w:p>

--- a/Free-Quarry/Ultras/Psalm-8-Ultra-The-Name-Loop-Stone.docx
+++ b/Free-Quarry/Ultras/Psalm-8-Ultra-The-Name-Loop-Stone.docx
@@ -293,7 +293,7 @@
           <w:i w:val="0"/>
           <w:sz w:val="22"/>
         </w:rPr>
-        <w:t>how majestic is your Name in all the earth;</w:t>
+        <w:t>how majestic your Name in all the earth;</w:t>
       </w:r>
     </w:p>
     <w:p>
@@ -400,7 +400,7 @@
           <w:i w:val="0"/>
           <w:sz w:val="20"/>
         </w:rPr>
-        <w:t>• mah-addir shimcha (מָה־אַדִּיר שִׁמְךָ) — how MAJESTIC is Your Name: addir — mighty-splendid: the psalm opens by exclaiming over the Name itself.</w:t>
+        <w:t>• mah-addir shimcha (מָה־אַדִּיר שִׁמְךָ) — how MAJESTIC Your Name: addir — mighty-splendid: the psalm opens by exclaiming over the Name itself.</w:t>
       </w:r>
     </w:p>
     <w:p>
@@ -1471,7 +1471,7 @@
           <w:i w:val="0"/>
           <w:sz w:val="20"/>
         </w:rPr>
-        <w:t>• mah-addir shimcha (מָה־אַדִּיר שִׁמְךָ) — how MAJESTIC Your Name: the same words as the opening, set differently. No verb stands anywhere in this verse, so the face keeps the declaration verbless, as the copula ruling of the house requires; the opening verse has a verb, tenah, so there the face supplies the copula. And the atnach falls on Adoneinu here, where the opening runs on and takes its atnach at the earth: a colon after Lord here, a comma there. Coverdale divides the two the same way.</w:t>
+        <w:t>• mah-addir shimcha (מָה־אַדִּיר שִׁמְךָ) — how MAJESTIC Your Name: the same words as the opening, set differently. No verb stands anywhere in this verse, so the face keeps the declaration verbless, as the copula ruling of the house requires; and because the opening returns here word for word, the house renders both ends alike, verbless at both, so the loop reads on the face as it reads in the Hebrew. The atnach falls on Adoneinu here, where the opening runs on and takes its atnach at the earth: a colon after Lord here, a comma there. Coverdale divides the two the same way.</w:t>
       </w:r>
     </w:p>
     <w:p>
@@ -1821,7 +1821,7 @@
           <w:i w:val="0"/>
           <w:sz w:val="24"/>
         </w:rPr>
-        <w:t>how majestic is your Name in all the earth;</w:t>
+        <w:t>how majestic your Name in all the earth;</w:t>
       </w:r>
     </w:p>
     <w:p>
@@ -2634,23 +2634,7 @@
           <w:i w:val="0"/>
           <w:sz w:val="20"/>
         </w:rPr>
-        <w:t xml:space="preserve">The Fable of the Thirteenth Runner then settled three texts, the two fresh blooms and the face of the Cartographer as the fourth cutting left it, licensed to remaster and not only to refine, and said which lines came from which hand and why; all three stay on record in the chambers. The settled face leans on the bloom of the Free Quarry. Of the eighteen lines the stone carried, two stand word for word among the fifteen, </w:t>
-      </w:r>
-      <w:r>
-        <w:rPr>
-          <w:b w:val="0"/>
-          <w:i/>
-          <w:sz w:val="20"/>
-        </w:rPr>
-        <w:t>how majestic is your Name in all the earth</w:t>
-      </w:r>
-      <w:r>
-        <w:rPr>
-          <w:b w:val="0"/>
-          <w:i w:val="0"/>
-          <w:sz w:val="20"/>
-        </w:rPr>
-        <w:t xml:space="preserve"> and </w:t>
+        <w:t xml:space="preserve">The Fable of the Thirteenth Runner then settled three texts, the two fresh blooms and the face of the Cartographer as the fourth cutting left it, licensed to remaster and not only to refine, and said which lines came from which hand and why; all three stay on record in the chambers. The settled face leans on the bloom of the Free Quarry. Of the eighteen lines the stone carried, one stands word for word among the fifteen, </w:t>
       </w:r>
       <w:r>
         <w:rPr>
@@ -2724,21 +2708,69 @@
           <w:i w:val="0"/>
           <w:sz w:val="20"/>
         </w:rPr>
-        <w:t>The loop now shows itself line for line. The first two lines of 8:1 and the two lines of 8:9 carry the same words, and differ only where the Hebrew differs: a comma at the revia on Adoneinu against a colon at its atnach, the supplied is against no verb at all, and a semicolon at the atnach on the earth, where 8:1 runs on into its petition, against the exclamation where 8:9 stops.</w:t>
+        <w:t xml:space="preserve">The loop now shows itself line for line. As settled, the face supplied </w:t>
       </w:r>
-    </w:p>
-    <w:p>
-      <w:pPr>
-        <w:keepLines/>
-        <w:jc w:val="center"/>
-      </w:pPr>
+      <w:r>
+        <w:rPr>
+          <w:b w:val="0"/>
+          <w:i/>
+          <w:sz w:val="20"/>
+        </w:rPr>
+        <w:t>is</w:t>
+      </w:r>
       <w:r>
         <w:rPr>
           <w:b w:val="0"/>
           <w:i w:val="0"/>
           <w:sz w:val="20"/>
         </w:rPr>
-        <w:t>The notes otherwise speak in their own words and stand, as the settlement asked. Sovereign, the besiegers, frail man and the sabbath stay in them, where the recovery keeps what the face now says more plainly. The pagination follows §4.5 as the fourth cutting set it, each shorter face keeping together as before. On the render every block stands whole on its page. Nothing else moves: the Hebrew and its transliteration, the received English, the Foreword apart from the one sentence in Structure, the other notes, the earlier cuttings, the Closing, the credits and the seal stand as they were. A Prayer to Say follows, from the stone as it now stands.</w:t>
+        <w:t xml:space="preserve"> at 8:1, where tenah stands later in the verse, and kept 8:9 bare, where no verb stands at all, as the copula ruling directs (§3.6); the same seven Hebrew words came out two ways. Reading the stone after the chisel, the house ruled that a returning line takes one rendering, and the specification now says so (§3.6, v1.9): both ends read </w:t>
+      </w:r>
+      <w:r>
+        <w:rPr>
+          <w:b w:val="0"/>
+          <w:i/>
+          <w:sz w:val="20"/>
+        </w:rPr>
+        <w:t>how majestic your Name in all the earth</w:t>
+      </w:r>
+      <w:r>
+        <w:rPr>
+          <w:b w:val="0"/>
+          <w:i w:val="0"/>
+          <w:sz w:val="20"/>
+        </w:rPr>
+        <w:t xml:space="preserve">, verbless as the close requires. The bullet of mah-addir shimcha at 8:1 drops its </w:t>
+      </w:r>
+      <w:r>
+        <w:rPr>
+          <w:b w:val="0"/>
+          <w:i/>
+          <w:sz w:val="20"/>
+        </w:rPr>
+        <w:t>is</w:t>
+      </w:r>
+      <w:r>
+        <w:rPr>
+          <w:b w:val="0"/>
+          <w:i w:val="0"/>
+          <w:sz w:val="20"/>
+        </w:rPr>
+        <w:t xml:space="preserve"> with them, and the bullet of 8:9 now says why. The first two lines of 8:1 and the two lines of 8:9 carry the same words, and differ only where the accents do: a comma at the revia on Adoneinu against a colon at its atnach, and a semicolon at the atnach on the earth, where 8:1 runs on into its petition, against the exclamation where 8:9 stops.</w:t>
+      </w:r>
+    </w:p>
+    <w:p>
+      <w:pPr>
+        <w:keepLines/>
+        <w:jc w:val="center"/>
+      </w:pPr>
+      <w:r>
+        <w:rPr>
+          <w:b w:val="0"/>
+          <w:i w:val="0"/>
+          <w:sz w:val="20"/>
+        </w:rPr>
+        <w:t>The notes otherwise speak in their own words and stand, as the settlement asked. Sovereign, the besiegers, frail man and the sabbath stay in them, where the recovery keeps what the face now says more plainly. The pagination follows §4.5 as the fourth cutting set it, each shorter face keeping together as before. On the render every block stands whole on its page, the face of 8:2 among them, but the assembled face of the loop, which LibreOffice breaks after its first two lines with every keep in place, as it breaks the face of Psalm 90:1-2; dropping keep-lines or widow control, or tying the transliteration to the face, does not hold it, and the specification names it (assert 16, v1.9). Nothing else moves: the Hebrew and its transliteration, the received English, the Foreword apart from the one sentence in Structure, the other notes, the earlier cuttings, the Closing, the credits and the seal stand as they were. A Prayer to Say follows, from the stone as it now stands.</w:t>
       </w:r>
     </w:p>
     <w:p>

--- a/Free-Quarry/Ultras/Psalm-8-Ultra-The-Name-Loop-Stone.docx
+++ b/Free-Quarry/Ultras/Psalm-8-Ultra-The-Name-Loop-Stone.docx
@@ -1845,6 +1845,9 @@
         <w:keepNext/>
         <w:keepLines/>
         <w:jc w:val="center"/>
+        <w:rPr>
+          <w:sz w:val="10"/>
+        </w:rPr>
       </w:pPr>
     </w:p>
     <w:p>
@@ -1916,6 +1919,9 @@
         <w:keepNext/>
         <w:keepLines/>
         <w:jc w:val="center"/>
+        <w:rPr>
+          <w:sz w:val="10"/>
+        </w:rPr>
       </w:pPr>
     </w:p>
     <w:p>
@@ -1987,6 +1993,9 @@
         <w:keepNext/>
         <w:keepLines/>
         <w:jc w:val="center"/>
+        <w:rPr>
+          <w:sz w:val="10"/>
+        </w:rPr>
       </w:pPr>
     </w:p>
     <w:p>
@@ -2026,6 +2035,9 @@
         <w:keepNext/>
         <w:keepLines/>
         <w:jc w:val="center"/>
+        <w:rPr>
+          <w:sz w:val="10"/>
+        </w:rPr>
       </w:pPr>
     </w:p>
     <w:p>
@@ -2770,7 +2782,7 @@
           <w:i w:val="0"/>
           <w:sz w:val="20"/>
         </w:rPr>
-        <w:t>The notes otherwise speak in their own words and stand, as the settlement asked. Sovereign, the besiegers, frail man and the sabbath stay in them, where the recovery keeps what the face now says more plainly. The pagination follows §4.5 as the fourth cutting set it, each shorter face keeping together as before. On the render every block stands whole on its page, the face of 8:2 among them, but the assembled face of the loop, which LibreOffice breaks after its first two lines with every keep in place, as it breaks the face of Psalm 90:1-2; dropping keep-lines or widow control, or tying the transliteration to the face, does not hold it, and the specification names it (assert 16, v1.9). Nothing else moves: the Hebrew and its transliteration, the received English, the Foreword apart from the one sentence in Structure, the other notes, the earlier cuttings, the Closing, the credits and the seal stand as they were. A Prayer to Say follows, from the stone as it now stands.</w:t>
+        <w:t>The notes otherwise speak in their own words and stand, as the settlement asked: Sovereign, infants, the besiegers, frail man and the sabbath are among the old words they keep, where the recovery holds what the face now says more plainly. The pagination follows §4.5 as the fourth cutting set it, each shorter face keeping together as before. On the render every block stands whole on its page, the face of 8:2 among them, but the assembled face of the loop, which LibreOffice breaks after its first two lines with every keep in place, as it breaks the face of Psalm 90:1-2; dropping keep-lines or widow control, or tying the transliteration to the face, does not hold it, and the specification names it (assert 16, v1.9). At the check of the Free Quarry the same day, the four spacers between the entries of the assembled face come to 5pt, as §4.3 sets them, where the fourth cutting had left them at the body size; at 5pt they do not hold the face together either. Nothing else moves: the Hebrew and its transliteration, the received English, the Foreword apart from the one sentence in Structure, the other notes, the earlier cuttings, the Closing, the credits and the seal stand as they were. A Prayer to Say waits for the house, to be written from the stone as it now stands.</w:t>
       </w:r>
     </w:p>
     <w:p>
@@ -2784,7 +2796,7 @@
           <w:i w:val="0"/>
           <w:sz w:val="20"/>
         </w:rPr>
-        <w:t>Ruled by Joe. Bloomed by Fable 5.1 in the Free Quarry and in the Thirteenth Runner; settled by the Fable of the Thirteenth Runner from those two blooms and the face of the Cartographer, bloomed 7 July 2026; chiselled and placed by the Thirteenth Runner on Opus 5.5. The stone stays open.</w:t>
+        <w:t>Ruled by Joe. Bloomed by Fable 5.1 in the Free Quarry and in the Thirteenth Runner; settled by the Fable of the Thirteenth Runner from those two blooms and the face of the Cartographer, bloomed 7 July 2026; chiselled and placed by the Thirteenth Runner on Opus 5.5; checked on the Git by the Free Quarry the same day. The stone stays open.</w:t>
       </w:r>
     </w:p>
     <w:p>

--- a/Free-Quarry/Ultras/Psalm-8-Ultra-The-Name-Loop-Stone.docx
+++ b/Free-Quarry/Ultras/Psalm-8-Ultra-The-Name-Loop-Stone.docx
@@ -2069,6 +2069,176 @@
           <w:sz w:val="24"/>
         </w:rPr>
         <w:t>how majestic your Name in all the earth!</w:t>
+      </w:r>
+    </w:p>
+    <w:p>
+      <w:pPr>
+        <w:keepLines/>
+        <w:jc w:val="center"/>
+      </w:pPr>
+    </w:p>
+    <w:p>
+      <w:pPr>
+        <w:keepLines/>
+        <w:spacing w:after="120" w:before="0"/>
+        <w:jc w:val="center"/>
+      </w:pPr>
+    </w:p>
+    <w:p>
+      <w:pPr>
+        <w:keepNext/>
+        <w:keepLines/>
+        <w:jc w:val="center"/>
+      </w:pPr>
+      <w:r>
+        <w:rPr>
+          <w:b/>
+          <w:i w:val="0"/>
+          <w:sz w:val="36"/>
+        </w:rPr>
+        <w:t>A Prayer to Say</w:t>
+      </w:r>
+    </w:p>
+    <w:p>
+      <w:pPr>
+        <w:keepNext/>
+        <w:keepLines/>
+        <w:jc w:val="center"/>
+      </w:pPr>
+      <w:r>
+        <w:rPr>
+          <w:b w:val="0"/>
+          <w:i/>
+          <w:sz w:val="20"/>
+        </w:rPr>
+        <w:t>Not part of the rendering: a short prayer in the first person, answering what the bloom revealed, for the reader to say aloud.</w:t>
+      </w:r>
+    </w:p>
+    <w:p>
+      <w:pPr>
+        <w:spacing w:line="300" w:lineRule="auto"/>
+        <w:jc w:val="center"/>
+        <w:keepNext/>
+        <w:keepLines w:val="1"/>
+      </w:pPr>
+      <w:r>
+        <w:rPr>
+          <w:b/>
+          <w:i w:val="0"/>
+          <w:sz w:val="24"/>
+        </w:rPr>
+        <w:t>YHWH our Lord, we are safest kept inside your Name.</w:t>
+      </w:r>
+    </w:p>
+    <w:p>
+      <w:pPr>
+        <w:spacing w:line="300" w:lineRule="auto"/>
+        <w:jc w:val="center"/>
+        <w:keepNext/>
+        <w:keepLines w:val="1"/>
+      </w:pPr>
+      <w:r>
+        <w:rPr>
+          <w:b/>
+          <w:i w:val="0"/>
+          <w:sz w:val="24"/>
+        </w:rPr>
+        <w:t>Your fingers set the stars and count me among the small things you keep.</w:t>
+      </w:r>
+    </w:p>
+    <w:p>
+      <w:pPr>
+        <w:spacing w:line="300" w:lineRule="auto"/>
+        <w:jc w:val="center"/>
+        <w:keepNext/>
+        <w:keepLines w:val="1"/>
+      </w:pPr>
+      <w:r>
+        <w:rPr>
+          <w:b/>
+          <w:i w:val="0"/>
+          <w:sz w:val="24"/>
+        </w:rPr>
+        <w:t>I came to remember you, and found you remembering me.</w:t>
+      </w:r>
+    </w:p>
+    <w:p>
+      <w:pPr>
+        <w:spacing w:line="300" w:lineRule="auto"/>
+        <w:jc w:val="center"/>
+        <w:keepNext/>
+        <w:keepLines w:val="1"/>
+      </w:pPr>
+      <w:r>
+        <w:rPr>
+          <w:b/>
+          <w:i w:val="0"/>
+          <w:sz w:val="24"/>
+        </w:rPr>
+        <w:t>You measured my lack, and the crown you set on me holds.</w:t>
+      </w:r>
+    </w:p>
+    <w:p>
+      <w:pPr>
+        <w:spacing w:line="300" w:lineRule="auto"/>
+        <w:jc w:val="center"/>
+        <w:keepNext/>
+        <w:keepLines w:val="1"/>
+      </w:pPr>
+      <w:r>
+        <w:rPr>
+          <w:b/>
+          <w:i w:val="0"/>
+          <w:sz w:val="24"/>
+        </w:rPr>
+        <w:t>Let me see that crown on every face I meet.</w:t>
+      </w:r>
+    </w:p>
+    <w:p>
+      <w:pPr>
+        <w:spacing w:line="300" w:lineRule="auto"/>
+        <w:jc w:val="center"/>
+        <w:keepNext/>
+        <w:keepLines w:val="1"/>
+      </w:pPr>
+      <w:r>
+        <w:rPr>
+          <w:b/>
+          <w:i w:val="0"/>
+          <w:sz w:val="24"/>
+        </w:rPr>
+        <w:t>Still the enemy with a strength too young for words,</w:t>
+      </w:r>
+    </w:p>
+    <w:p>
+      <w:pPr>
+        <w:spacing w:line="300" w:lineRule="auto"/>
+        <w:jc w:val="center"/>
+        <w:keepNext/>
+        <w:keepLines w:val="1"/>
+      </w:pPr>
+      <w:r>
+        <w:rPr>
+          <w:b/>
+          <w:i w:val="0"/>
+          <w:sz w:val="24"/>
+        </w:rPr>
+        <w:t>and set your splendour above the heavens we pray under:</w:t>
+      </w:r>
+    </w:p>
+    <w:p>
+      <w:pPr>
+        <w:spacing w:line="300" w:lineRule="auto"/>
+        <w:jc w:val="center"/>
+        <w:keepLines w:val="1"/>
+      </w:pPr>
+      <w:r>
+        <w:rPr>
+          <w:b/>
+          <w:i w:val="0"/>
+          <w:sz w:val="24"/>
+        </w:rPr>
+        <w:t>YHWH our Lord, we are safest kept inside your Name.</w:t>
       </w:r>
     </w:p>
     <w:p>
@@ -2797,6 +2967,20 @@
           <w:sz w:val="20"/>
         </w:rPr>
         <w:t>Ruled by Joe. Bloomed by Fable 5.1 in the Free Quarry and in the Thirteenth Runner; settled by the Fable of the Thirteenth Runner from those two blooms and the face of the Cartographer, bloomed 7 July 2026; chiselled and placed by the Thirteenth Runner on Opus 5.5; checked on the Git by the Free Quarry the same day. The stone stays open.</w:t>
+      </w:r>
+    </w:p>
+    <w:p>
+      <w:pPr>
+        <w:keepLines/>
+        <w:jc w:val="center"/>
+      </w:pPr>
+      <w:r>
+        <w:rPr>
+          <w:b w:val="0"/>
+          <w:i/>
+          <w:sz w:val="20"/>
+        </w:rPr>
+        <w:t>Added 18 October 2026, after the seal: A Prayer to Say. Fable 5.1 wrote it twice, blind, in the Free Quarry and in the Thirteenth Runner, and settled the two in the Thirteenth Runner; the Thirteenth Runner, on Opus 5.5, chiselled it and placed it here. Nothing else moved.</w:t>
       </w:r>
     </w:p>
     <w:p>
